--- a/courts/sixth-circuit/tennessee/federal/middle-district/complaint/usage/OUTPUT-complaint.docx
+++ b/courts/sixth-circuit/tennessee/federal/middle-district/complaint/usage/OUTPUT-complaint.docx
@@ -4,37 +4,63 @@
   <w:body>
     <w:p>
       <w:pPr>
-        <w:pStyle w:val="Centered"/>
-      </w:pPr>
-      <w:r>
+        <w:spacing w:before="0" w:after="0" w:line="276" w:lineRule="exact"/>
+        <w:ind w:left="0" w:firstLine="0"/>
+        <w:jc w:val="center"/>
+      </w:pPr>
+      <w:r>
+        <w:rPr>
+          <w:b/>
+          <w:bCs/>
+        </w:rPr>
         <w:t xml:space="preserve">IN THE UNITED STATES DISTRICT COURT</w:t>
       </w:r>
     </w:p>
     <w:p>
       <w:pPr>
-        <w:pStyle w:val="Centered"/>
-      </w:pPr>
-      <w:r>
+        <w:spacing w:before="0" w:after="0" w:line="276" w:lineRule="exact"/>
+        <w:ind w:left="0" w:firstLine="0"/>
+        <w:jc w:val="center"/>
+      </w:pPr>
+      <w:r>
+        <w:rPr>
+          <w:b/>
+          <w:bCs/>
+        </w:rPr>
         <w:t xml:space="preserve">FOR THE MIDDLE DISTRICT OF TENNESSEE</w:t>
       </w:r>
     </w:p>
     <w:p>
       <w:pPr>
-        <w:pStyle w:val="Centered"/>
-      </w:pPr>
-      <w:r>
-        <w:t xml:space="preserve">NASHVILLE DIVISION</w:t>
-      </w:r>
-    </w:p>
-    <w:p>
-      <w:pPr>
-        <w:pStyle w:val="GapDouble"/>
-      </w:pPr>
+        <w:spacing w:before="0" w:after="552" w:line="276" w:lineRule="exact"/>
+        <w:ind w:left="0" w:firstLine="0"/>
+        <w:jc w:val="center"/>
+      </w:pPr>
+      <w:r>
+        <w:rPr>
+          <w:b/>
+          <w:bCs/>
+        </w:rPr>
+        <w:t xml:space="preserve">NASHVILLE</w:t>
+      </w:r>
+      <w:r>
+        <w:rPr>
+          <w:b/>
+          <w:bCs/>
+        </w:rPr>
+        <w:t xml:space="preserve"> </w:t>
+      </w:r>
+      <w:r>
+        <w:rPr>
+          <w:b/>
+          <w:bCs/>
+        </w:rPr>
+        <w:t xml:space="preserve">DIVISION</w:t>
+      </w:r>
     </w:p>
     <w:tbl>
       <w:tblPr>
         <w:tblW w:w="9360" w:type="dxa"/>
-        <w:tblLayout w:type="fixed"/>
         <w:tblBorders>
           <w:top w:val="nil"/>
           <w:left w:val="nil"/>
@@ -43,11 +69,14 @@
           <w:insideH w:val="nil"/>
           <w:insideV w:val="nil"/>
         </w:tblBorders>
+        <w:tblLayout w:type="fixed"/>
         <w:tblCellMar>
+          <w:top w:w="0" w:type="dxa"/>
           <w:left w:w="0" w:type="dxa"/>
+          <w:bottom w:w="0" w:type="dxa"/>
           <w:right w:w="0" w:type="dxa"/>
         </w:tblCellMar>
-        <w:tblLook w:val="0000"/>
+        <w:tblLook w:val="0000" w:firstRow="0" w:lastRow="0" w:firstColumn="0" w:lastColumn="0" w:noHBand="0" w:noVBand="0"/>
       </w:tblPr>
       <w:tblGrid>
         <w:gridCol w:w="4752"/>
@@ -64,10 +93,18 @@
           </w:tcPr>
           <w:p>
             <w:pPr>
-              <w:pStyle w:val="Single"/>
+              <w:spacing w:before="0" w:after="0" w:line="276" w:lineRule="exact"/>
+              <w:ind w:left="0" w:firstLine="0"/>
+              <w:jc w:val="left"/>
             </w:pPr>
             <w:r>
-              <w:t xml:space="preserve">DOGE LLC,</w:t>
+              <w:t xml:space="preserve">DOGE</w:t>
+            </w:r>
+            <w:r>
+              <w:t xml:space="preserve"> </w:t>
+            </w:r>
+            <w:r>
+              <w:t xml:space="preserve">LLC,</w:t>
             </w:r>
           </w:p>
         </w:tc>
@@ -77,7 +114,9 @@
           </w:tcPr>
           <w:p>
             <w:pPr>
-              <w:pStyle w:val="Single"/>
+              <w:spacing w:before="0" w:after="0" w:line="276" w:lineRule="exact"/>
+              <w:ind w:left="0" w:firstLine="0"/>
+              <w:jc w:val="left"/>
             </w:pPr>
             <w:r>
               <w:t xml:space="preserve">)</w:t>
@@ -87,25 +126,340 @@
         <w:tc>
           <w:tcPr>
             <w:tcW w:w="4176" w:type="dxa"/>
-            <w:vMerge w:val="restart"/>
-            <w:vAlign w:val="center"/>
           </w:tcPr>
           <w:p>
             <w:pPr>
-              <w:pStyle w:val="Single"/>
+              <w:spacing w:before="0" w:after="0" w:line="276" w:lineRule="exact"/>
+              <w:ind w:left="0" w:firstLine="0"/>
+              <w:jc w:val="left"/>
+            </w:pPr>
+          </w:p>
+        </w:tc>
+      </w:tr>
+      <w:tr>
+        <w:trPr>
+          <w:cantSplit/>
+        </w:trPr>
+        <w:tc>
+          <w:tcPr>
+            <w:tcW w:w="4752" w:type="dxa"/>
+          </w:tcPr>
+          <w:p>
+            <w:pPr>
+              <w:spacing w:before="0" w:after="0" w:line="276" w:lineRule="exact"/>
+              <w:ind w:left="0" w:firstLine="0"/>
+              <w:jc w:val="left"/>
+            </w:pPr>
+          </w:p>
+        </w:tc>
+        <w:tc>
+          <w:tcPr>
+            <w:tcW w:w="432" w:type="dxa"/>
+          </w:tcPr>
+          <w:p>
+            <w:pPr>
+              <w:spacing w:before="0" w:after="0" w:line="276" w:lineRule="exact"/>
+              <w:ind w:left="0" w:firstLine="0"/>
+              <w:jc w:val="left"/>
+            </w:pPr>
+            <w:r>
+              <w:t xml:space="preserve">)</w:t>
+            </w:r>
+          </w:p>
+        </w:tc>
+        <w:tc>
+          <w:tcPr>
+            <w:tcW w:w="4176" w:type="dxa"/>
+          </w:tcPr>
+          <w:p>
+            <w:pPr>
+              <w:spacing w:before="0" w:after="0" w:line="276" w:lineRule="exact"/>
+              <w:ind w:left="0" w:firstLine="0"/>
+              <w:jc w:val="left"/>
+            </w:pPr>
+          </w:p>
+        </w:tc>
+      </w:tr>
+      <w:tr>
+        <w:trPr>
+          <w:cantSplit/>
+        </w:trPr>
+        <w:tc>
+          <w:tcPr>
+            <w:tcW w:w="4752" w:type="dxa"/>
+          </w:tcPr>
+          <w:p>
+            <w:pPr>
+              <w:spacing w:before="0" w:after="0" w:line="276" w:lineRule="exact"/>
+              <w:ind w:left="1440" w:firstLine="0"/>
+              <w:jc w:val="left"/>
+            </w:pPr>
+            <w:r>
+              <w:t xml:space="preserve">Plaintiff,</w:t>
+            </w:r>
+          </w:p>
+        </w:tc>
+        <w:tc>
+          <w:tcPr>
+            <w:tcW w:w="432" w:type="dxa"/>
+          </w:tcPr>
+          <w:p>
+            <w:pPr>
+              <w:spacing w:before="0" w:after="0" w:line="276" w:lineRule="exact"/>
+              <w:ind w:left="0" w:firstLine="0"/>
+              <w:jc w:val="left"/>
+            </w:pPr>
+            <w:r>
+              <w:t xml:space="preserve">)</w:t>
+            </w:r>
+          </w:p>
+        </w:tc>
+        <w:tc>
+          <w:tcPr>
+            <w:tcW w:w="4176" w:type="dxa"/>
+          </w:tcPr>
+          <w:p>
+            <w:pPr>
+              <w:spacing w:before="0" w:after="0" w:line="276" w:lineRule="exact"/>
+              <w:ind w:left="0" w:firstLine="0"/>
+              <w:jc w:val="left"/>
+            </w:pPr>
+          </w:p>
+        </w:tc>
+      </w:tr>
+      <w:tr>
+        <w:trPr>
+          <w:cantSplit/>
+        </w:trPr>
+        <w:tc>
+          <w:tcPr>
+            <w:tcW w:w="4752" w:type="dxa"/>
+          </w:tcPr>
+          <w:p>
+            <w:pPr>
+              <w:spacing w:before="0" w:after="0" w:line="276" w:lineRule="exact"/>
+              <w:ind w:left="0" w:firstLine="0"/>
+              <w:jc w:val="left"/>
+            </w:pPr>
+          </w:p>
+        </w:tc>
+        <w:tc>
+          <w:tcPr>
+            <w:tcW w:w="432" w:type="dxa"/>
+          </w:tcPr>
+          <w:p>
+            <w:pPr>
+              <w:spacing w:before="0" w:after="0" w:line="276" w:lineRule="exact"/>
+              <w:ind w:left="0" w:firstLine="0"/>
+              <w:jc w:val="left"/>
+            </w:pPr>
+            <w:r>
+              <w:t xml:space="preserve">)</w:t>
+            </w:r>
+          </w:p>
+        </w:tc>
+        <w:tc>
+          <w:tcPr>
+            <w:tcW w:w="4176" w:type="dxa"/>
+          </w:tcPr>
+          <w:p>
+            <w:pPr>
+              <w:spacing w:before="0" w:after="0" w:line="276" w:lineRule="exact"/>
+              <w:ind w:left="0" w:firstLine="0"/>
+              <w:jc w:val="left"/>
+            </w:pPr>
+          </w:p>
+        </w:tc>
+      </w:tr>
+      <w:tr>
+        <w:trPr>
+          <w:cantSplit/>
+        </w:trPr>
+        <w:tc>
+          <w:tcPr>
+            <w:tcW w:w="4752" w:type="dxa"/>
+          </w:tcPr>
+          <w:p>
+            <w:pPr>
+              <w:spacing w:before="0" w:after="0" w:line="276" w:lineRule="exact"/>
+              <w:ind w:left="0" w:firstLine="0"/>
+              <w:jc w:val="left"/>
+            </w:pPr>
+            <w:r>
+              <w:t xml:space="preserve">v.</w:t>
+            </w:r>
+          </w:p>
+        </w:tc>
+        <w:tc>
+          <w:tcPr>
+            <w:tcW w:w="432" w:type="dxa"/>
+          </w:tcPr>
+          <w:p>
+            <w:pPr>
+              <w:spacing w:before="0" w:after="0" w:line="276" w:lineRule="exact"/>
+              <w:ind w:left="0" w:firstLine="0"/>
+              <w:jc w:val="left"/>
+            </w:pPr>
+            <w:r>
+              <w:t xml:space="preserve">)</w:t>
+            </w:r>
+          </w:p>
+        </w:tc>
+        <w:tc>
+          <w:tcPr>
+            <w:tcW w:w="4176" w:type="dxa"/>
+          </w:tcPr>
+          <w:p>
+            <w:pPr>
+              <w:spacing w:before="0" w:after="0" w:line="276" w:lineRule="exact"/>
+              <w:ind w:left="0" w:firstLine="0"/>
+              <w:jc w:val="left"/>
             </w:pPr>
             <w:r>
               <w:t xml:space="preserve">Case No. ________________</w:t>
             </w:r>
           </w:p>
+        </w:tc>
+      </w:tr>
+      <w:tr>
+        <w:trPr>
+          <w:cantSplit/>
+        </w:trPr>
+        <w:tc>
+          <w:tcPr>
+            <w:tcW w:w="4752" w:type="dxa"/>
+          </w:tcPr>
           <w:p>
             <w:pPr>
-              <w:pStyle w:val="Single"/>
+              <w:spacing w:before="0" w:after="0" w:line="276" w:lineRule="exact"/>
+              <w:ind w:left="0" w:firstLine="0"/>
+              <w:jc w:val="left"/>
             </w:pPr>
+          </w:p>
+        </w:tc>
+        <w:tc>
+          <w:tcPr>
+            <w:tcW w:w="432" w:type="dxa"/>
+          </w:tcPr>
+          <w:p>
+            <w:pPr>
+              <w:spacing w:before="0" w:after="0" w:line="276" w:lineRule="exact"/>
+              <w:ind w:left="0" w:firstLine="0"/>
+              <w:jc w:val="left"/>
+            </w:pPr>
+            <w:r>
+              <w:t xml:space="preserve">)</w:t>
+            </w:r>
+          </w:p>
+        </w:tc>
+        <w:tc>
+          <w:tcPr>
+            <w:tcW w:w="4176" w:type="dxa"/>
+          </w:tcPr>
+          <w:p>
+            <w:pPr>
+              <w:spacing w:before="0" w:after="0" w:line="276" w:lineRule="exact"/>
+              <w:ind w:left="0" w:firstLine="0"/>
+              <w:jc w:val="left"/>
+            </w:pPr>
+          </w:p>
+        </w:tc>
+      </w:tr>
+      <w:tr>
+        <w:trPr>
+          <w:cantSplit/>
+        </w:trPr>
+        <w:tc>
+          <w:tcPr>
+            <w:tcW w:w="4752" w:type="dxa"/>
+          </w:tcPr>
+          <w:p>
+            <w:pPr>
+              <w:spacing w:before="0" w:after="0" w:line="276" w:lineRule="exact"/>
+              <w:ind w:left="0" w:firstLine="0"/>
+              <w:jc w:val="left"/>
+            </w:pPr>
+            <w:r>
+              <w:t xml:space="preserve">HARDEE’S</w:t>
+            </w:r>
+            <w:r>
+              <w:t xml:space="preserve"> </w:t>
+            </w:r>
+            <w:r>
+              <w:t xml:space="preserve">RESTAURANTS</w:t>
+            </w:r>
+            <w:r>
+              <w:t xml:space="preserve"> </w:t>
+            </w:r>
+            <w:r>
+              <w:t xml:space="preserve">LLC</w:t>
+            </w:r>
+            <w:r>
+              <w:t xml:space="preserve"> </w:t>
+            </w:r>
+            <w:r>
+              <w:t xml:space="preserve">and</w:t>
+            </w:r>
+            <w:r>
+              <w:t xml:space="preserve"> </w:t>
+            </w:r>
+            <w:r>
+              <w:t xml:space="preserve">CKE</w:t>
+            </w:r>
+            <w:r>
+              <w:t xml:space="preserve"> </w:t>
+            </w:r>
+            <w:r>
+              <w:t xml:space="preserve">RESTAURANTS</w:t>
+            </w:r>
+            <w:r>
+              <w:t xml:space="preserve"> </w:t>
+            </w:r>
+            <w:r>
+              <w:t xml:space="preserve">HOLDINGS,</w:t>
+            </w:r>
+            <w:r>
+              <w:t xml:space="preserve"> </w:t>
+            </w:r>
+            <w:r>
+              <w:t xml:space="preserve">INC.,</w:t>
+            </w:r>
+          </w:p>
+        </w:tc>
+        <w:tc>
+          <w:tcPr>
+            <w:tcW w:w="432" w:type="dxa"/>
+          </w:tcPr>
+          <w:p>
+            <w:pPr>
+              <w:spacing w:before="0" w:after="0" w:line="276" w:lineRule="exact"/>
+              <w:ind w:left="0" w:firstLine="0"/>
+              <w:jc w:val="left"/>
+            </w:pPr>
+            <w:r>
+              <w:t xml:space="preserve">)</w:t>
+            </w:r>
           </w:p>
           <w:p>
             <w:pPr>
-              <w:pStyle w:val="Single"/>
+              <w:spacing w:before="0" w:after="0" w:line="276" w:lineRule="exact"/>
+              <w:ind w:left="0" w:firstLine="0"/>
+              <w:jc w:val="left"/>
+            </w:pPr>
+            <w:r>
+              <w:t xml:space="preserve">)</w:t>
+            </w:r>
+          </w:p>
+        </w:tc>
+        <w:tc>
+          <w:tcPr>
+            <w:tcW w:w="4176" w:type="dxa"/>
+          </w:tcPr>
+          <w:p>
+            <w:pPr>
+              <w:spacing w:before="0" w:after="0" w:line="276" w:lineRule="exact"/>
+              <w:ind w:left="0" w:firstLine="0"/>
+              <w:jc w:val="left"/>
             </w:pPr>
             <w:r>
               <w:t xml:space="preserve">JURY DEMAND</w:t>
@@ -123,12 +477,10 @@
           </w:tcPr>
           <w:p>
             <w:pPr>
-              <w:pStyle w:val="Single"/>
-              <w:ind w:left="1440" w:firstLine="0"/>
+              <w:spacing w:before="0" w:after="0" w:line="276" w:lineRule="exact"/>
+              <w:ind w:left="0" w:firstLine="0"/>
+              <w:jc w:val="left"/>
             </w:pPr>
-            <w:r>
-              <w:t xml:space="preserve">Plaintiff,</w:t>
-            </w:r>
           </w:p>
         </w:tc>
         <w:tc>
@@ -137,7 +489,9 @@
           </w:tcPr>
           <w:p>
             <w:pPr>
-              <w:pStyle w:val="Single"/>
+              <w:spacing w:before="0" w:after="0" w:line="276" w:lineRule="exact"/>
+              <w:ind w:left="0" w:firstLine="0"/>
+              <w:jc w:val="left"/>
             </w:pPr>
             <w:r>
               <w:t xml:space="preserve">)</w:t>
@@ -147,11 +501,12 @@
         <w:tc>
           <w:tcPr>
             <w:tcW w:w="4176" w:type="dxa"/>
-            <w:vMerge/>
           </w:tcPr>
           <w:p>
             <w:pPr>
-              <w:pStyle w:val="Single"/>
+              <w:spacing w:before="0" w:after="0" w:line="276" w:lineRule="exact"/>
+              <w:ind w:left="0" w:firstLine="0"/>
+              <w:jc w:val="left"/>
             </w:pPr>
           </w:p>
         </w:tc>
@@ -166,177 +521,9 @@
           </w:tcPr>
           <w:p>
             <w:pPr>
-              <w:pStyle w:val="Single"/>
-            </w:pPr>
-          </w:p>
-        </w:tc>
-        <w:tc>
-          <w:tcPr>
-            <w:tcW w:w="432" w:type="dxa"/>
-          </w:tcPr>
-          <w:p>
-            <w:pPr>
-              <w:pStyle w:val="Single"/>
-            </w:pPr>
-            <w:r>
-              <w:t xml:space="preserve">)</w:t>
-            </w:r>
-          </w:p>
-        </w:tc>
-        <w:tc>
-          <w:tcPr>
-            <w:tcW w:w="4176" w:type="dxa"/>
-            <w:vMerge/>
-          </w:tcPr>
-          <w:p>
-            <w:pPr>
-              <w:pStyle w:val="Single"/>
-            </w:pPr>
-          </w:p>
-        </w:tc>
-      </w:tr>
-      <w:tr>
-        <w:trPr>
-          <w:cantSplit/>
-        </w:trPr>
-        <w:tc>
-          <w:tcPr>
-            <w:tcW w:w="4752" w:type="dxa"/>
-          </w:tcPr>
-          <w:p>
-            <w:pPr>
-              <w:pStyle w:val="Single"/>
+              <w:spacing w:before="0" w:after="0" w:line="276" w:lineRule="exact"/>
               <w:ind w:left="1440" w:firstLine="0"/>
-            </w:pPr>
-            <w:r>
-              <w:t xml:space="preserve">v.</w:t>
-            </w:r>
-          </w:p>
-        </w:tc>
-        <w:tc>
-          <w:tcPr>
-            <w:tcW w:w="432" w:type="dxa"/>
-          </w:tcPr>
-          <w:p>
-            <w:pPr>
-              <w:pStyle w:val="Single"/>
-            </w:pPr>
-            <w:r>
-              <w:t xml:space="preserve">)</w:t>
-            </w:r>
-          </w:p>
-        </w:tc>
-        <w:tc>
-          <w:tcPr>
-            <w:tcW w:w="4176" w:type="dxa"/>
-            <w:vMerge/>
-          </w:tcPr>
-          <w:p>
-            <w:pPr>
-              <w:pStyle w:val="Single"/>
-            </w:pPr>
-          </w:p>
-        </w:tc>
-      </w:tr>
-      <w:tr>
-        <w:trPr>
-          <w:cantSplit/>
-        </w:trPr>
-        <w:tc>
-          <w:tcPr>
-            <w:tcW w:w="4752" w:type="dxa"/>
-          </w:tcPr>
-          <w:p>
-            <w:pPr>
-              <w:pStyle w:val="Single"/>
-            </w:pPr>
-          </w:p>
-        </w:tc>
-        <w:tc>
-          <w:tcPr>
-            <w:tcW w:w="432" w:type="dxa"/>
-          </w:tcPr>
-          <w:p>
-            <w:pPr>
-              <w:pStyle w:val="Single"/>
-            </w:pPr>
-            <w:r>
-              <w:t xml:space="preserve">)</w:t>
-            </w:r>
-          </w:p>
-        </w:tc>
-        <w:tc>
-          <w:tcPr>
-            <w:tcW w:w="4176" w:type="dxa"/>
-            <w:vMerge/>
-          </w:tcPr>
-          <w:p>
-            <w:pPr>
-              <w:pStyle w:val="Single"/>
-            </w:pPr>
-          </w:p>
-        </w:tc>
-      </w:tr>
-      <w:tr>
-        <w:trPr>
-          <w:cantSplit/>
-        </w:trPr>
-        <w:tc>
-          <w:tcPr>
-            <w:tcW w:w="4752" w:type="dxa"/>
-          </w:tcPr>
-          <w:p>
-            <w:pPr>
-              <w:pStyle w:val="Single"/>
-            </w:pPr>
-            <w:r>
-              <w:t xml:space="preserve">HARDEE’S RESTAURANTS LLC and CKE RESTAURANTS HOLDINGS, INC.,</w:t>
-            </w:r>
-          </w:p>
-        </w:tc>
-        <w:tc>
-          <w:tcPr>
-            <w:tcW w:w="432" w:type="dxa"/>
-          </w:tcPr>
-          <w:p>
-            <w:pPr>
-              <w:pStyle w:val="Single"/>
-            </w:pPr>
-            <w:r>
-              <w:t xml:space="preserve">)</w:t>
-            </w:r>
-            <w:r>
-              <w:br/>
-            </w:r>
-            <w:r>
-              <w:t xml:space="preserve">)</w:t>
-            </w:r>
-          </w:p>
-        </w:tc>
-        <w:tc>
-          <w:tcPr>
-            <w:tcW w:w="4176" w:type="dxa"/>
-            <w:vMerge/>
-          </w:tcPr>
-          <w:p>
-            <w:pPr>
-              <w:pStyle w:val="Single"/>
-            </w:pPr>
-          </w:p>
-        </w:tc>
-      </w:tr>
-      <w:tr>
-        <w:trPr>
-          <w:cantSplit/>
-        </w:trPr>
-        <w:tc>
-          <w:tcPr>
-            <w:tcW w:w="4752" w:type="dxa"/>
-          </w:tcPr>
-          <w:p>
-            <w:pPr>
-              <w:pStyle w:val="Single"/>
-              <w:ind w:left="1440" w:firstLine="0"/>
+              <w:jc w:val="left"/>
             </w:pPr>
             <w:r>
               <w:t xml:space="preserve">Defendants.</w:t>
@@ -349,7 +536,9 @@
           </w:tcPr>
           <w:p>
             <w:pPr>
-              <w:pStyle w:val="Single"/>
+              <w:spacing w:before="0" w:after="0" w:line="276" w:lineRule="exact"/>
+              <w:ind w:left="0" w:firstLine="0"/>
+              <w:jc w:val="left"/>
             </w:pPr>
             <w:r>
               <w:t xml:space="preserve">)</w:t>
@@ -359,11 +548,12 @@
         <w:tc>
           <w:tcPr>
             <w:tcW w:w="4176" w:type="dxa"/>
-            <w:vMerge/>
           </w:tcPr>
           <w:p>
             <w:pPr>
-              <w:pStyle w:val="Single"/>
+              <w:spacing w:before="0" w:after="0" w:line="276" w:lineRule="exact"/>
+              <w:ind w:left="0" w:firstLine="0"/>
+              <w:jc w:val="left"/>
             </w:pPr>
           </w:p>
         </w:tc>
@@ -371,12 +561,11 @@
     </w:tbl>
     <w:p>
       <w:pPr>
-        <w:pStyle w:val="GapDouble"/>
-      </w:pPr>
-    </w:p>
-    <w:p>
-      <w:pPr>
-        <w:pStyle w:val="Centered"/>
+        <w:keepNext/>
+        <w:keepLines/>
+        <w:spacing w:before="552" w:after="0" w:line="276" w:lineRule="exact"/>
+        <w:ind w:left="0" w:firstLine="0"/>
+        <w:jc w:val="center"/>
       </w:pPr>
       <w:r>
         <w:rPr>
@@ -388,20 +577,15 @@
     </w:p>
     <w:p>
       <w:pPr>
-        <w:pStyle w:val="Gap"/>
-      </w:pPr>
-    </w:p>
-    <w:p>
-      <w:pPr>
-        <w:pStyle w:val="FirstParagraph"/>
-      </w:pPr>
-      <w:r>
-        <w:t xml:space="preserve">Plaintiff DOGE LLC (“Plaintiff”), by and through the undersigned counsel, brings this action against Defendants Hardee’s Restaurants LLC and CKE Restaurants Holdings, Inc. (collectively, “Defendants”), and alleges as follows:</w:t>
-      </w:r>
-    </w:p>
-    <w:p>
-      <w:pPr>
-        <w:pStyle w:val="Allegation"/>
+        <w:pStyle w:val="BodyText"/>
+      </w:pPr>
+      <w:r>
+        <w:t xml:space="preserve">Plaintiff DOGE LLC (“Plaintiff”), by and through the undersigned counsel, brings this action against Defendants Hardee’s Restaurants LLC and CKE Restaurants Holdings, Inc. (collectively, “Defendants”), and alleges as follows:</w:t>
+      </w:r>
+    </w:p>
+    <w:p>
+      <w:pPr>
+        <w:pStyle w:val="BodyNumbered"/>
       </w:pPr>
       <w:r>
         <w:t xml:space="preserve">1.</w:t>
@@ -410,12 +594,12 @@
         <w:tab/>
       </w:r>
       <w:r>
-        <w:t xml:space="preserve">This is a civil action for copyright infringement arising under the Copyright Act of 1976, 17 U.S.C. § 101 et seq.</w:t>
-      </w:r>
-    </w:p>
-    <w:p>
-      <w:pPr>
-        <w:pStyle w:val="Allegation"/>
+        <w:t xml:space="preserve">This is a civil action for copyright infringement arising under the Copyright Act of 1976, 17 U.S.C. § 101 et seq.</w:t>
+      </w:r>
+    </w:p>
+    <w:p>
+      <w:pPr>
+        <w:pStyle w:val="BodyNumbered"/>
       </w:pPr>
       <w:r>
         <w:t xml:space="preserve">2.</w:t>
@@ -424,12 +608,24 @@
         <w:tab/>
       </w:r>
       <w:r>
-        <w:t xml:space="preserve">Plaintiff is the owner of all right, title, and interest in and to the copyrighted illustration entitled “Trojan Horse,” created by the professional illustrator and editorial cartoonist Martin Kozlowski and registered with the United States Copyright Office under Registration No. VA 2-476-614, effective registration date September 10, 2025 (the “Work”)(Ex. 1).</w:t>
-      </w:r>
-    </w:p>
-    <w:p>
-      <w:pPr>
-        <w:pStyle w:val="Allegation"/>
+        <w:t xml:space="preserve">Plaintiff is the owner of all right, title, and interest in and to the copyrighted illustration entitled “Trojan Horse,” created by the professional illustrator and editorial cartoonist Martin Kozlowski and registered with the United States Copyright Office under Registration No. VA 2</w:t>
+      </w:r>
+      <w:r>
+        <w:noBreakHyphen/>
+      </w:r>
+      <w:r>
+        <w:t xml:space="preserve">476</w:t>
+      </w:r>
+      <w:r>
+        <w:noBreakHyphen/>
+      </w:r>
+      <w:r>
+        <w:t xml:space="preserve">614, effective registration date September 10, 2025 (the “Work”)⁠(Ex. 1).</w:t>
+      </w:r>
+    </w:p>
+    <w:p>
+      <w:pPr>
+        <w:pStyle w:val="BodyNumbered"/>
       </w:pPr>
       <w:r>
         <w:t xml:space="preserve">3.</w:t>
@@ -443,7 +639,7 @@
     </w:p>
     <w:p>
       <w:pPr>
-        <w:pStyle w:val="Allegation"/>
+        <w:pStyle w:val="BodyNumbered"/>
       </w:pPr>
       <w:r>
         <w:t xml:space="preserve">4.</w:t>
@@ -457,7 +653,7 @@
     </w:p>
     <w:p>
       <w:pPr>
-        <w:pStyle w:val="Allegation"/>
+        <w:pStyle w:val="BodyNumbered"/>
       </w:pPr>
       <w:r>
         <w:t xml:space="preserve">5.</w:t>
@@ -471,7 +667,7 @@
     </w:p>
     <w:p>
       <w:pPr>
-        <w:pStyle w:val="Allegation"/>
+        <w:pStyle w:val="BodyNumbered"/>
       </w:pPr>
       <w:r>
         <w:t xml:space="preserve">6.</w:t>
@@ -485,7 +681,7 @@
     </w:p>
     <w:p>
       <w:pPr>
-        <w:pStyle w:val="Allegation"/>
+        <w:pStyle w:val="BodyNumbered"/>
       </w:pPr>
       <w:r>
         <w:t xml:space="preserve">7.</w:t>
@@ -494,12 +690,18 @@
         <w:tab/>
       </w:r>
       <w:r>
-        <w:t xml:space="preserve">Defendant Hardee’s Restaurants LLC (“Hardee’s”) is a limited liability company that maintains its principal office at 6700 Tower Circle, Suite 1000, Franklin, Tennessee 37067, and may be served through its registered agent, Corporation Service Company, 2908 Poston Avenue, Nashville, Tennessee 37203-1312. Hardee’s operates, franchises, and advertises the Hardee’s chain of quick-service restaurants, including the verified social media accounts on which the infringing advertisements were published.</w:t>
-      </w:r>
-    </w:p>
-    <w:p>
-      <w:pPr>
-        <w:pStyle w:val="Allegation"/>
+        <w:t xml:space="preserve">Defendant Hardee’s Restaurants LLC (“Hardee’s”) is a limited liability company that maintains its principal office at 6700 Tower Circle, Suite 1000, Franklin, Tennessee 37067, and may be served through its registered agent, Corporation Service Company, 2908 Poston Avenue, Nashville, Tennessee 37203</w:t>
+      </w:r>
+      <w:r>
+        <w:noBreakHyphen/>
+      </w:r>
+      <w:r>
+        <w:t xml:space="preserve">1312. Hardee’s operates, franchises, and advertises the Hardee’s chain of quick-service restaurants, including the verified social media accounts on which the infringing advertisements were published.</w:t>
+      </w:r>
+    </w:p>
+    <w:p>
+      <w:pPr>
+        <w:pStyle w:val="BodyNumbered"/>
       </w:pPr>
       <w:r>
         <w:t xml:space="preserve">8.</w:t>
@@ -508,12 +710,12 @@
         <w:tab/>
       </w:r>
       <w:r>
-        <w:t xml:space="preserve">Defendant CKE Restaurants Holdings, Inc. (“CKE”) is a corporation that maintains its principal office at 6700 Tower Circle, Suite 1000, Franklin, Tennessee 37067. CKE is the parent company of Hardee’s. CKE directs, controls, approves, funds, and derives direct financial benefit from the national and regional advertising campaigns of the Hardee’s brand, including the campaign at issue in this action. Upon information and belief, CKE maintains a single centralized marketing organization at its Franklin, Tennessee headquarters that develops creative assets and social-media content for the Hardee’s brand, and the “2 for $5 Mix n Match” promotion and the creative assets used to advertise it were developed, approved, and disseminated by or through that organization.</w:t>
-      </w:r>
-    </w:p>
-    <w:p>
-      <w:pPr>
-        <w:pStyle w:val="Allegation"/>
+        <w:t xml:space="preserve">Defendant CKE Restaurants Holdings, Inc. (“CKE”) is a corporation that maintains its principal office at 6700 Tower Circle, Suite 1000, Franklin, Tennessee 37067. CKE is the parent company of Hardee’s. CKE directs, controls, approves, funds, and derives direct financial benefit from the national and regional advertising campaigns of the Hardee’s brand, including the campaign at issue in this action. Upon information and belief, CKE maintains a single centralized marketing organization at its Franklin, Tennessee headquarters that develops creative assets and social-media content for the Hardee’s brand, and the “2 for $5 Mix n Match” promotion and the creative assets used to advertise it were developed, approved, and disseminated by or through that organization.</w:t>
+      </w:r>
+    </w:p>
+    <w:p>
+      <w:pPr>
+        <w:pStyle w:val="BodyNumbered"/>
       </w:pPr>
       <w:r>
         <w:t xml:space="preserve">9.</w:t>
@@ -522,12 +724,12 @@
         <w:tab/>
       </w:r>
       <w:r>
-        <w:t xml:space="preserve">Upon information and belief, the infringing advertisement was created, approved, and disseminated by or at the direction of Defendants’ marketing organization and/or an advertising agency retained by Defendants, acting within the scope of its agency and under Defendants’ direction and control.</w:t>
-      </w:r>
-    </w:p>
-    <w:p>
-      <w:pPr>
-        <w:pStyle w:val="Allegation"/>
+        <w:t xml:space="preserve">Upon information and belief, the infringing advertisement was created, approved, and disseminated by or at the direction of Defendants’ marketing organization and/​or an advertising agency retained by Defendants, acting within the scope of its agency and under Defendants’ direction and control.</w:t>
+      </w:r>
+    </w:p>
+    <w:p>
+      <w:pPr>
+        <w:pStyle w:val="BodyNumbered"/>
       </w:pPr>
       <w:r>
         <w:t xml:space="preserve">10.</w:t>
@@ -536,12 +738,12 @@
         <w:tab/>
       </w:r>
       <w:r>
-        <w:t xml:space="preserve">This Court has subject-matter jurisdiction over this action pursuant to 28 U.S.C. §§ 1331 and 1338(a) because it arises under the Copyright Act, 17 U.S.C. § 101 et seq.</w:t>
-      </w:r>
-    </w:p>
-    <w:p>
-      <w:pPr>
-        <w:pStyle w:val="Allegation"/>
+        <w:t xml:space="preserve">This Court has subject-matter jurisdiction over this action pursuant to 28 U.S.C. §§ 1331 and 1338(a) because it arises under the Copyright Act, 17 U.S.C. § 101 et seq.</w:t>
+      </w:r>
+    </w:p>
+    <w:p>
+      <w:pPr>
+        <w:pStyle w:val="BodyNumbered"/>
       </w:pPr>
       <w:r>
         <w:t xml:space="preserve">11.</w:t>
@@ -555,7 +757,7 @@
     </w:p>
     <w:p>
       <w:pPr>
-        <w:pStyle w:val="Allegation"/>
+        <w:pStyle w:val="BodyNumbered"/>
       </w:pPr>
       <w:r>
         <w:t xml:space="preserve">12.</w:t>
@@ -564,22 +766,43 @@
         <w:tab/>
       </w:r>
       <w:r>
-        <w:t xml:space="preserve">Venue is proper in this judicial district pursuant to 28 U.S.C. §§ 1391(b) and 1400(a) because each Defendant resides in and may be found in this judicial district, and because a substantial part of the events giving rise to Plaintiff’s claims — including the creation, approval, and dissemination of the infringing advertisement from Defendants’ corporate headquarters in Franklin, Tennessee — occurred in this judicial district.</w:t>
-      </w:r>
-    </w:p>
-    <w:p>
-      <w:pPr>
-        <w:pStyle w:val="Heading1"/>
-      </w:pPr>
-      <w:bookmarkStart w:id="109" w:name="_d221e47df2d2bfb45f1f5035ae39638c7f80357"/>
-      <w:r>
-        <w:t xml:space="preserve">FACTUAL ALLEGATIONS</w:t>
-      </w:r>
-      <w:bookmarkEnd w:id="109"/>
-    </w:p>
-    <w:p>
-      <w:pPr>
-        <w:pStyle w:val="Allegation"/>
+        <w:t xml:space="preserve">Venue is proper in this judicial district pursuant to 28 U.S.C. §§ 1391(b) and 1400(a) because each Defendant resides in and may be found in this judicial district, and because a substantial part of the events giving rise to Plaintiff’s claims — including the creation, approval, and dissemination of the infringing advertisement from Defendants’ corporate headquarters in Franklin, Tennessee — occurred in this judicial district.</w:t>
+      </w:r>
+    </w:p>
+    <w:p>
+      <w:pPr>
+        <w:keepNext/>
+        <w:keepLines/>
+        <w:spacing w:before="276" w:after="138" w:line="276" w:lineRule="exact"/>
+        <w:ind w:left="0" w:firstLine="0"/>
+        <w:jc w:val="center"/>
+        <w:outlineLvl w:val="0"/>
+      </w:pPr>
+      <w:r>
+        <w:rPr>
+          <w:b/>
+          <w:bCs/>
+        </w:rPr>
+        <w:t xml:space="preserve">FACTUAL</w:t>
+      </w:r>
+      <w:r>
+        <w:rPr>
+          <w:b/>
+          <w:bCs/>
+        </w:rPr>
+        <w:t xml:space="preserve"> </w:t>
+      </w:r>
+      <w:r>
+        <w:rPr>
+          <w:b/>
+          <w:bCs/>
+        </w:rPr>
+        <w:t xml:space="preserve">ALLEGATIONS</w:t>
+      </w:r>
+    </w:p>
+    <w:p>
+      <w:pPr>
+        <w:pStyle w:val="BodyNumbered"/>
       </w:pPr>
       <w:r>
         <w:t xml:space="preserve">13.</w:t>
@@ -593,7 +816,7 @@
     </w:p>
     <w:p>
       <w:pPr>
-        <w:pStyle w:val="Allegation"/>
+        <w:pStyle w:val="BodyNumbered"/>
       </w:pPr>
       <w:r>
         <w:t xml:space="preserve">14.</w:t>
@@ -602,12 +825,12 @@
         <w:tab/>
       </w:r>
       <w:r>
-        <w:t xml:space="preserve">Mr. Kozlowski created the Work in 2015.</w:t>
-      </w:r>
-    </w:p>
-    <w:p>
-      <w:pPr>
-        <w:pStyle w:val="Allegation"/>
+        <w:t xml:space="preserve">Mr. Kozlowski created the Work in 2015.</w:t>
+      </w:r>
+    </w:p>
+    <w:p>
+      <w:pPr>
+        <w:pStyle w:val="BodyNumbered"/>
       </w:pPr>
       <w:r>
         <w:t xml:space="preserve">15.</w:t>
@@ -616,12 +839,12 @@
         <w:tab/>
       </w:r>
       <w:r>
-        <w:t xml:space="preserve">The Work depicts, in Mr. Kozlowski’s distinctive graphic style, a large wooden horse on wheels being drawn on a red carpet toward the open gate of a walled fortified city, with figures in modern dress gesturing beside the gate, a watching figure atop the wall, and a stylized landscape and cloudscape in the background.</w:t>
-      </w:r>
-    </w:p>
-    <w:p>
-      <w:pPr>
-        <w:pStyle w:val="Allegation"/>
+        <w:t xml:space="preserve">The Work depicts, in Mr. Kozlowski’s distinctive graphic style, a large wooden horse on wheels being drawn on a red carpet toward the open gate of a walled fortified city, with figures in modern dress gesturing beside the gate, a watching figure atop the wall, and a stylized landscape and cloudscape in the background.</w:t>
+      </w:r>
+    </w:p>
+    <w:p>
+      <w:pPr>
+        <w:pStyle w:val="BodyNumbered"/>
       </w:pPr>
       <w:r>
         <w:t xml:space="preserve">16.</w:t>
@@ -635,7 +858,7 @@
     </w:p>
     <w:p>
       <w:pPr>
-        <w:pStyle w:val="Allegation"/>
+        <w:pStyle w:val="BodyNumbered"/>
       </w:pPr>
       <w:r>
         <w:t xml:space="preserve">17.</w:t>
@@ -649,7 +872,7 @@
     </w:p>
     <w:p>
       <w:pPr>
-        <w:pStyle w:val="Allegation"/>
+        <w:pStyle w:val="BodyNumbered"/>
       </w:pPr>
       <w:r>
         <w:t xml:space="preserve">18.</w:t>
@@ -658,12 +881,12 @@
         <w:tab/>
       </w:r>
       <w:r>
-        <w:t xml:space="preserve">Mr. Kozlowski transferred all right, title, and interest in the copyright in the Work, including all accrued and future causes of action for infringement, to Plaintiff by written agreement.</w:t>
-      </w:r>
-    </w:p>
-    <w:p>
-      <w:pPr>
-        <w:pStyle w:val="Allegation"/>
+        <w:t xml:space="preserve">Mr. Kozlowski transferred all right, title, and interest in the copyright in the Work, including all accrued and future causes of action for infringement, to Plaintiff by written agreement.</w:t>
+      </w:r>
+    </w:p>
+    <w:p>
+      <w:pPr>
+        <w:pStyle w:val="BodyNumbered"/>
       </w:pPr>
       <w:r>
         <w:t xml:space="preserve">19.</w:t>
@@ -672,12 +895,24 @@
         <w:tab/>
       </w:r>
       <w:r>
-        <w:t xml:space="preserve">Plaintiff registered the Work with the United States Copyright Office. The Copyright Office assigned Registration No. VA 2-476-614, with an effective date of registration of September 10, 2025, and issued its registration decision on January 18, 2026.</w:t>
-      </w:r>
-    </w:p>
-    <w:p>
-      <w:pPr>
-        <w:pStyle w:val="Allegation"/>
+        <w:t xml:space="preserve">Plaintiff registered the Work with the United States Copyright Office. The Copyright Office assigned Registration No. VA 2</w:t>
+      </w:r>
+      <w:r>
+        <w:noBreakHyphen/>
+      </w:r>
+      <w:r>
+        <w:t xml:space="preserve">476</w:t>
+      </w:r>
+      <w:r>
+        <w:noBreakHyphen/>
+      </w:r>
+      <w:r>
+        <w:t xml:space="preserve">614, with an effective date of registration of September 10, 2025, and issued its registration decision on January 18, 2026.</w:t>
+      </w:r>
+    </w:p>
+    <w:p>
+      <w:pPr>
+        <w:pStyle w:val="BodyNumbered"/>
       </w:pPr>
       <w:r>
         <w:t xml:space="preserve">20.</w:t>
@@ -691,7 +926,7 @@
     </w:p>
     <w:p>
       <w:pPr>
-        <w:pStyle w:val="Allegation"/>
+        <w:pStyle w:val="BodyNumbered"/>
       </w:pPr>
       <w:r>
         <w:t xml:space="preserve">21.</w:t>
@@ -705,7 +940,7 @@
     </w:p>
     <w:p>
       <w:pPr>
-        <w:pStyle w:val="Allegation"/>
+        <w:pStyle w:val="BodyNumbered"/>
       </w:pPr>
       <w:r>
         <w:t xml:space="preserve">22.</w:t>
@@ -714,12 +949,12 @@
         <w:tab/>
       </w:r>
       <w:r>
-        <w:t xml:space="preserve">A “meme” is a discrete piece of content, most often an image and/or a unit of text, that carries a specific cultural idea or attitude, is typically humorous, and is widely recognized within the culture in which it circulates.</w:t>
-      </w:r>
-    </w:p>
-    <w:p>
-      <w:pPr>
-        <w:pStyle w:val="Allegation"/>
+        <w:t xml:space="preserve">A “meme” is a discrete piece of content, most often an image and/​or a unit of text, that carries a specific cultural idea or attitude, is typically humorous, and is widely recognized within the culture in which it circulates.</w:t>
+      </w:r>
+    </w:p>
+    <w:p>
+      <w:pPr>
+        <w:pStyle w:val="BodyNumbered"/>
       </w:pPr>
       <w:r>
         <w:t xml:space="preserve">23.</w:t>
@@ -733,7 +968,7 @@
     </w:p>
     <w:p>
       <w:pPr>
-        <w:pStyle w:val="Allegation"/>
+        <w:pStyle w:val="BodyNumbered"/>
       </w:pPr>
       <w:r>
         <w:t xml:space="preserve">24.</w:t>
@@ -747,7 +982,7 @@
     </w:p>
     <w:p>
       <w:pPr>
-        <w:pStyle w:val="Allegation"/>
+        <w:pStyle w:val="BodyNumbered"/>
       </w:pPr>
       <w:r>
         <w:t xml:space="preserve">25.</w:t>
@@ -761,7 +996,7 @@
     </w:p>
     <w:p>
       <w:pPr>
-        <w:pStyle w:val="Allegation"/>
+        <w:pStyle w:val="BodyNumbered"/>
       </w:pPr>
       <w:r>
         <w:t xml:space="preserve">26.</w:t>
@@ -775,7 +1010,7 @@
     </w:p>
     <w:p>
       <w:pPr>
-        <w:pStyle w:val="Allegation"/>
+        <w:pStyle w:val="BodyNumbered"/>
       </w:pPr>
       <w:r>
         <w:t xml:space="preserve">27.</w:t>
@@ -789,7 +1024,7 @@
     </w:p>
     <w:p>
       <w:pPr>
-        <w:pStyle w:val="Allegation"/>
+        <w:pStyle w:val="BodyNumbered"/>
       </w:pPr>
       <w:r>
         <w:t xml:space="preserve">28.</w:t>
@@ -803,7 +1038,7 @@
     </w:p>
     <w:p>
       <w:pPr>
-        <w:pStyle w:val="Allegation"/>
+        <w:pStyle w:val="BodyNumbered"/>
       </w:pPr>
       <w:r>
         <w:t xml:space="preserve">29.</w:t>
@@ -817,7 +1052,7 @@
     </w:p>
     <w:p>
       <w:pPr>
-        <w:pStyle w:val="Allegation"/>
+        <w:pStyle w:val="BodyNumbered"/>
       </w:pPr>
       <w:r>
         <w:t xml:space="preserve">30.</w:t>
@@ -826,12 +1061,12 @@
         <w:tab/>
       </w:r>
       <w:r>
-        <w:t xml:space="preserve">Against that backdrop, and while paying substantial sums to others for content of exactly this kind, Defendants made the knowing and deliberate decision to take the Work without seeking permission, without obtaining a license, without paying any fee, and without any attribution to Mr. Kozlowski or to Plaintiff.</w:t>
-      </w:r>
-    </w:p>
-    <w:p>
-      <w:pPr>
-        <w:pStyle w:val="Allegation"/>
+        <w:t xml:space="preserve">Against that backdrop, and while paying substantial sums to others for content of exactly this kind, Defendants made the knowing and deliberate decision to take the Work without seeking permission, without obtaining a license, without paying any fee, and without any attribution to Mr. Kozlowski or to Plaintiff.</w:t>
+      </w:r>
+    </w:p>
+    <w:p>
+      <w:pPr>
+        <w:pStyle w:val="BodyNumbered"/>
       </w:pPr>
       <w:r>
         <w:t xml:space="preserve">31.</w:t>
@@ -840,12 +1075,12 @@
         <w:tab/>
       </w:r>
       <w:r>
-        <w:t xml:space="preserve">Defendants did not merely repost the Work in its existing form. Defendants manipulated the Work, cropping it and superimposing their own promotional copy and photographs of their own menu items onto Mr. Kozlowski’s illustration so that it would fit within and serve their “2 for $5 Mix n Match” campaign. That alteration was the product of considered creative and commercial judgment, deliberately applied to a work Defendants knew was not their own.</w:t>
-      </w:r>
-    </w:p>
-    <w:p>
-      <w:pPr>
-        <w:pStyle w:val="Allegation"/>
+        <w:t xml:space="preserve">Defendants did not merely repost the Work in its existing form. Defendants manipulated the Work, cropping it and superimposing their own promotional copy and photographs of their own menu items onto Mr. Kozlowski’s illustration so that it would fit within and serve their “2 for $5 Mix n Match” campaign. That alteration was the product of considered creative and commercial judgment, deliberately applied to a work Defendants knew was not their own.</w:t>
+      </w:r>
+    </w:p>
+    <w:p>
+      <w:pPr>
+        <w:pStyle w:val="BodyNumbered"/>
       </w:pPr>
       <w:r>
         <w:t xml:space="preserve">32.</w:t>
@@ -859,7 +1094,7 @@
     </w:p>
     <w:p>
       <w:pPr>
-        <w:pStyle w:val="Allegation"/>
+        <w:pStyle w:val="BodyNumbered"/>
       </w:pPr>
       <w:r>
         <w:t xml:space="preserve">33.</w:t>
@@ -873,7 +1108,7 @@
     </w:p>
     <w:p>
       <w:pPr>
-        <w:pStyle w:val="Allegation"/>
+        <w:pStyle w:val="BodyNumbered"/>
       </w:pPr>
       <w:r>
         <w:t xml:space="preserve">34.</w:t>
@@ -887,7 +1122,7 @@
     </w:p>
     <w:p>
       <w:pPr>
-        <w:pStyle w:val="Allegation"/>
+        <w:pStyle w:val="BodyNumbered"/>
       </w:pPr>
       <w:r>
         <w:t xml:space="preserve">35.</w:t>
@@ -901,7 +1136,7 @@
     </w:p>
     <w:p>
       <w:pPr>
-        <w:pStyle w:val="Allegation"/>
+        <w:pStyle w:val="BodyNumbered"/>
       </w:pPr>
       <w:r>
         <w:t xml:space="preserve">36.</w:t>
@@ -915,7 +1150,7 @@
     </w:p>
     <w:p>
       <w:pPr>
-        <w:pStyle w:val="Allegation"/>
+        <w:pStyle w:val="BodyNumbered"/>
       </w:pPr>
       <w:r>
         <w:t xml:space="preserve">37.</w:t>
@@ -929,7 +1164,7 @@
     </w:p>
     <w:p>
       <w:pPr>
-        <w:pStyle w:val="Allegation"/>
+        <w:pStyle w:val="BodyNumbered"/>
       </w:pPr>
       <w:r>
         <w:t xml:space="preserve">38.</w:t>
@@ -943,7 +1178,7 @@
     </w:p>
     <w:p>
       <w:pPr>
-        <w:pStyle w:val="Allegation"/>
+        <w:pStyle w:val="BodyNumbered"/>
       </w:pPr>
       <w:r>
         <w:t xml:space="preserve">39.</w:t>
@@ -957,7 +1192,7 @@
     </w:p>
     <w:p>
       <w:pPr>
-        <w:pStyle w:val="Allegation"/>
+        <w:pStyle w:val="BodyNumbered"/>
       </w:pPr>
       <w:r>
         <w:t xml:space="preserve">40.</w:t>
@@ -966,12 +1201,12 @@
         <w:tab/>
       </w:r>
       <w:r>
-        <w:t xml:space="preserve">The Infringing Advertisement is an unauthorized reproduction of the Work under 17 U.S.C. § 106(1), an unauthorized derivative work based upon the Work under 17 U.S.C. § 106(2), an unauthorized distribution of copies of the Work under 17 U.S.C. § 106(3), and an unauthorized public display of the Work under 17 U.S.C. § 106(5).</w:t>
-      </w:r>
-    </w:p>
-    <w:p>
-      <w:pPr>
-        <w:pStyle w:val="Allegation"/>
+        <w:t xml:space="preserve">The Infringing Advertisement is an unauthorized reproduction of the Work under 17 U.S.C. § 106(1), an unauthorized derivative work based upon the Work under 17 U.S.C. § 106(2), an unauthorized distribution of copies of the Work under 17 U.S.C. § 106(3), and an unauthorized public display of the Work under 17 U.S.C. § 106(5).</w:t>
+      </w:r>
+    </w:p>
+    <w:p>
+      <w:pPr>
+        <w:pStyle w:val="BodyNumbered"/>
       </w:pPr>
       <w:r>
         <w:t xml:space="preserve">41.</w:t>
@@ -985,7 +1220,7 @@
     </w:p>
     <w:p>
       <w:pPr>
-        <w:pStyle w:val="Allegation"/>
+        <w:pStyle w:val="BodyNumbered"/>
       </w:pPr>
       <w:r>
         <w:t xml:space="preserve">42.</w:t>
@@ -999,7 +1234,7 @@
     </w:p>
     <w:p>
       <w:pPr>
-        <w:pStyle w:val="Allegation"/>
+        <w:pStyle w:val="BodyNumbered"/>
       </w:pPr>
       <w:r>
         <w:t xml:space="preserve">43.</w:t>
@@ -1013,7 +1248,7 @@
     </w:p>
     <w:p>
       <w:pPr>
-        <w:pStyle w:val="Allegation"/>
+        <w:pStyle w:val="BodyNumbered"/>
       </w:pPr>
       <w:r>
         <w:t xml:space="preserve">44.</w:t>
@@ -1027,7 +1262,7 @@
     </w:p>
     <w:p>
       <w:pPr>
-        <w:pStyle w:val="Allegation"/>
+        <w:pStyle w:val="BodyNumbered"/>
       </w:pPr>
       <w:r>
         <w:t xml:space="preserve">45.</w:t>
@@ -1041,7 +1276,7 @@
     </w:p>
     <w:p>
       <w:pPr>
-        <w:pStyle w:val="Allegation"/>
+        <w:pStyle w:val="BodyNumbered"/>
       </w:pPr>
       <w:r>
         <w:t xml:space="preserve">46.</w:t>
@@ -1055,47 +1290,201 @@
     </w:p>
     <w:p>
       <w:pPr>
-        <w:pStyle w:val="Heading2"/>
-      </w:pPr>
-      <w:bookmarkStart w:id="110" w:name="_41581de74248d8366748d9df537c456688ab127"/>
-      <w:r>
-        <w:t xml:space="preserve">COUNT I</w:t>
-      </w:r>
-      <w:bookmarkEnd w:id="110"/>
-    </w:p>
-    <w:p>
-      <w:pPr>
-        <w:pStyle w:val="Heading2"/>
-      </w:pPr>
-      <w:bookmarkStart w:id="111" w:name="_b99f00268f32fb8e28bfc386ada09db10179b7c"/>
-      <w:r>
-        <w:t xml:space="preserve">DIRECT COPYRIGHT INFRINGEMENT</w:t>
-      </w:r>
-      <w:bookmarkEnd w:id="111"/>
-    </w:p>
-    <w:p>
-      <w:pPr>
-        <w:pStyle w:val="Heading2"/>
-      </w:pPr>
-      <w:bookmarkStart w:id="112" w:name="_036da4d94bba79b44001ca2b289926e5a6e56a3"/>
-      <w:r>
-        <w:t xml:space="preserve">17 U.S.C. §§ 106, 501</w:t>
-      </w:r>
-      <w:bookmarkEnd w:id="112"/>
-    </w:p>
-    <w:p>
-      <w:pPr>
-        <w:pStyle w:val="Heading2"/>
-      </w:pPr>
-      <w:bookmarkStart w:id="113" w:name="_5fdac5d89f6279c79a6aff63a2e2f57dbe31eb2"/>
-      <w:r>
-        <w:t xml:space="preserve">(Against All Defendants)</w:t>
-      </w:r>
-      <w:bookmarkEnd w:id="113"/>
-    </w:p>
-    <w:p>
-      <w:pPr>
-        <w:pStyle w:val="Allegation"/>
+        <w:keepNext/>
+        <w:keepLines/>
+        <w:spacing w:before="276" w:after="0" w:line="276" w:lineRule="exact"/>
+        <w:ind w:left="0" w:firstLine="0"/>
+        <w:jc w:val="center"/>
+        <w:outlineLvl w:val="1"/>
+      </w:pPr>
+      <w:r>
+        <w:rPr>
+          <w:b/>
+          <w:bCs/>
+        </w:rPr>
+        <w:t xml:space="preserve">COUNT</w:t>
+      </w:r>
+      <w:r>
+        <w:rPr>
+          <w:b/>
+          <w:bCs/>
+        </w:rPr>
+        <w:t xml:space="preserve"> </w:t>
+      </w:r>
+      <w:r>
+        <w:rPr>
+          <w:b/>
+          <w:bCs/>
+        </w:rPr>
+        <w:t xml:space="preserve">I</w:t>
+      </w:r>
+    </w:p>
+    <w:p>
+      <w:pPr>
+        <w:keepNext/>
+        <w:keepLines/>
+        <w:spacing w:before="0" w:after="0" w:line="276" w:lineRule="exact"/>
+        <w:ind w:left="0" w:firstLine="0"/>
+        <w:jc w:val="center"/>
+        <w:outlineLvl w:val="1"/>
+      </w:pPr>
+      <w:r>
+        <w:rPr>
+          <w:b/>
+          <w:bCs/>
+        </w:rPr>
+        <w:t xml:space="preserve">DIRECT</w:t>
+      </w:r>
+      <w:r>
+        <w:rPr>
+          <w:b/>
+          <w:bCs/>
+        </w:rPr>
+        <w:t xml:space="preserve"> </w:t>
+      </w:r>
+      <w:r>
+        <w:rPr>
+          <w:b/>
+          <w:bCs/>
+        </w:rPr>
+        <w:t xml:space="preserve">COPYRIGHT</w:t>
+      </w:r>
+      <w:r>
+        <w:rPr>
+          <w:b/>
+          <w:bCs/>
+        </w:rPr>
+        <w:t xml:space="preserve"> </w:t>
+      </w:r>
+      <w:r>
+        <w:rPr>
+          <w:b/>
+          <w:bCs/>
+        </w:rPr>
+        <w:t xml:space="preserve">INFRINGEMENT</w:t>
+      </w:r>
+    </w:p>
+    <w:p>
+      <w:pPr>
+        <w:keepNext/>
+        <w:keepLines/>
+        <w:spacing w:before="0" w:after="0" w:line="276" w:lineRule="exact"/>
+        <w:ind w:left="0" w:firstLine="0"/>
+        <w:jc w:val="center"/>
+        <w:outlineLvl w:val="1"/>
+      </w:pPr>
+      <w:r>
+        <w:rPr>
+          <w:b/>
+          <w:bCs/>
+        </w:rPr>
+        <w:t xml:space="preserve">17</w:t>
+      </w:r>
+      <w:r>
+        <w:rPr>
+          <w:b/>
+          <w:bCs/>
+        </w:rPr>
+        <w:t xml:space="preserve"> </w:t>
+      </w:r>
+      <w:r>
+        <w:rPr>
+          <w:b/>
+          <w:bCs/>
+        </w:rPr>
+        <w:t xml:space="preserve">U.S.C.</w:t>
+      </w:r>
+      <w:r>
+        <w:rPr>
+          <w:b/>
+          <w:bCs/>
+        </w:rPr>
+        <w:t xml:space="preserve"> </w:t>
+      </w:r>
+      <w:r>
+        <w:rPr>
+          <w:b/>
+          <w:bCs/>
+        </w:rPr>
+        <w:t xml:space="preserve">§§</w:t>
+      </w:r>
+      <w:r>
+        <w:rPr>
+          <w:b/>
+          <w:bCs/>
+        </w:rPr>
+        <w:t xml:space="preserve"> </w:t>
+      </w:r>
+      <w:r>
+        <w:rPr>
+          <w:b/>
+          <w:bCs/>
+        </w:rPr>
+        <w:t xml:space="preserve">106,</w:t>
+      </w:r>
+      <w:r>
+        <w:rPr>
+          <w:b/>
+          <w:bCs/>
+        </w:rPr>
+        <w:t xml:space="preserve"> </w:t>
+      </w:r>
+      <w:r>
+        <w:rPr>
+          <w:b/>
+          <w:bCs/>
+        </w:rPr>
+        <w:t xml:space="preserve">501</w:t>
+      </w:r>
+    </w:p>
+    <w:p>
+      <w:pPr>
+        <w:keepNext/>
+        <w:keepLines/>
+        <w:spacing w:before="0" w:after="138" w:line="276" w:lineRule="exact"/>
+        <w:ind w:left="0" w:firstLine="0"/>
+        <w:jc w:val="center"/>
+        <w:outlineLvl w:val="1"/>
+      </w:pPr>
+      <w:r>
+        <w:rPr>
+          <w:b/>
+          <w:bCs/>
+        </w:rPr>
+        <w:t xml:space="preserve">(Against</w:t>
+      </w:r>
+      <w:r>
+        <w:rPr>
+          <w:b/>
+          <w:bCs/>
+        </w:rPr>
+        <w:t xml:space="preserve"> </w:t>
+      </w:r>
+      <w:r>
+        <w:rPr>
+          <w:b/>
+          <w:bCs/>
+        </w:rPr>
+        <w:t xml:space="preserve">All</w:t>
+      </w:r>
+      <w:r>
+        <w:rPr>
+          <w:b/>
+          <w:bCs/>
+        </w:rPr>
+        <w:t xml:space="preserve"> </w:t>
+      </w:r>
+      <w:r>
+        <w:rPr>
+          <w:b/>
+          <w:bCs/>
+        </w:rPr>
+        <w:t xml:space="preserve">Defendants)</w:t>
+      </w:r>
+    </w:p>
+    <w:p>
+      <w:pPr>
+        <w:pStyle w:val="BodyNumbered"/>
       </w:pPr>
       <w:r>
         <w:t xml:space="preserve">47.</w:t>
@@ -1109,7 +1498,7 @@
     </w:p>
     <w:p>
       <w:pPr>
-        <w:pStyle w:val="Allegation"/>
+        <w:pStyle w:val="BodyNumbered"/>
       </w:pPr>
       <w:r>
         <w:t xml:space="preserve">48.</w:t>
@@ -1123,7 +1512,7 @@
     </w:p>
     <w:p>
       <w:pPr>
-        <w:pStyle w:val="Allegation"/>
+        <w:pStyle w:val="BodyNumbered"/>
       </w:pPr>
       <w:r>
         <w:t xml:space="preserve">49.</w:t>
@@ -1137,7 +1526,7 @@
     </w:p>
     <w:p>
       <w:pPr>
-        <w:pStyle w:val="Allegation"/>
+        <w:pStyle w:val="BodyNumbered"/>
       </w:pPr>
       <w:r>
         <w:t xml:space="preserve">50.</w:t>
@@ -1146,12 +1535,12 @@
         <w:tab/>
       </w:r>
       <w:r>
-        <w:t xml:space="preserve">Without Plaintiff’s authorization or license, Defendants reproduced the Work, prepared a derivative work based upon the Work, distributed copies of the Work to the public, and publicly displayed the Work, in violation of Plaintiff’s exclusive rights under 17 U.S.C. § 106(1), (2), (3), and (5).</w:t>
-      </w:r>
-    </w:p>
-    <w:p>
-      <w:pPr>
-        <w:pStyle w:val="Allegation"/>
+        <w:t xml:space="preserve">Without Plaintiff’s authorization or license, Defendants reproduced the Work, prepared a derivative work based upon the Work, distributed copies of the Work to the public, and publicly displayed the Work, in violation of Plaintiff’s exclusive rights under 17 U.S.C. § 106(1), (2), (3), and (5).</w:t>
+      </w:r>
+    </w:p>
+    <w:p>
+      <w:pPr>
+        <w:pStyle w:val="BodyNumbered"/>
       </w:pPr>
       <w:r>
         <w:t xml:space="preserve">51.</w:t>
@@ -1165,7 +1554,7 @@
     </w:p>
     <w:p>
       <w:pPr>
-        <w:pStyle w:val="Allegation"/>
+        <w:pStyle w:val="BodyNumbered"/>
       </w:pPr>
       <w:r>
         <w:t xml:space="preserve">52.</w:t>
@@ -1174,12 +1563,12 @@
         <w:tab/>
       </w:r>
       <w:r>
-        <w:t xml:space="preserve">Defendants’ infringement was and is willful within the meaning of 17 U.S.C. § 504(c)(2).</w:t>
-      </w:r>
-    </w:p>
-    <w:p>
-      <w:pPr>
-        <w:pStyle w:val="Allegation"/>
+        <w:t xml:space="preserve">Defendants’ infringement was and is willful within the meaning of 17 U.S.C. § 504(c)⁠(2).</w:t>
+      </w:r>
+    </w:p>
+    <w:p>
+      <w:pPr>
+        <w:pStyle w:val="BodyNumbered"/>
       </w:pPr>
       <w:r>
         <w:t xml:space="preserve">53.</w:t>
@@ -1188,12 +1577,12 @@
         <w:tab/>
       </w:r>
       <w:r>
-        <w:t xml:space="preserve">As a direct and proximate result of Defendants’ infringement, Plaintiff has suffered and continues to suffer actual damages, including the lost fair-market license fee for Defendants’ use of the Work and the diminution in the licensing value of the Work. Defendants have realized profits attributable to their infringing use of the Work. Plaintiff is entitled to recover its actual damages and Defendants’ profits attributable to the infringement pursuant to 17 U.S.C. § 504(b), in an amount to be proven at trial.</w:t>
-      </w:r>
-    </w:p>
-    <w:p>
-      <w:pPr>
-        <w:pStyle w:val="Allegation"/>
+        <w:t xml:space="preserve">As a direct and proximate result of Defendants’ infringement, Plaintiff has suffered and continues to suffer actual damages, including the lost fair-market license fee for Defendants’ use of the Work and the diminution in the licensing value of the Work. Defendants have realized profits attributable to their infringing use of the Work. Plaintiff is entitled to recover its actual damages and Defendants’ profits attributable to the infringement pursuant to 17 U.S.C. § 504(b), in an amount to be proven at trial.</w:t>
+      </w:r>
+    </w:p>
+    <w:p>
+      <w:pPr>
+        <w:pStyle w:val="BodyNumbered"/>
       </w:pPr>
       <w:r>
         <w:t xml:space="preserve">54.</w:t>
@@ -1202,12 +1591,12 @@
         <w:tab/>
       </w:r>
       <w:r>
-        <w:t xml:space="preserve">Plaintiff is entitled at its election to an award of statutory damages as to such acts pursuant to 17 U.S.C. § 504(c), including enhanced statutory damages of up to $150,000 per work for willful infringement, together with its costs and attorneys’ fees pursuant to 17 U.S.C. § 505.</w:t>
-      </w:r>
-    </w:p>
-    <w:p>
-      <w:pPr>
-        <w:pStyle w:val="Allegation"/>
+        <w:t xml:space="preserve">Plaintiff is entitled at its election to an award of statutory damages as to such acts pursuant to 17 U.S.C. § 504(c), including enhanced statutory damages of up to $150,000 per work for willful infringement, together with its costs and attorneys’ fees pursuant to 17 U.S.C. § 505.</w:t>
+      </w:r>
+    </w:p>
+    <w:p>
+      <w:pPr>
+        <w:pStyle w:val="BodyNumbered"/>
       </w:pPr>
       <w:r>
         <w:t xml:space="preserve">55.</w:t>
@@ -1216,42 +1605,245 @@
         <w:tab/>
       </w:r>
       <w:r>
-        <w:t xml:space="preserve">Defendants’ infringement is continuing and, unless enjoined, will continue to cause Plaintiff irreparable injury for which monetary damages alone are an inadequate remedy. Plaintiff is entitled to injunctive relief pursuant to 17 U.S.C. § 502 and to impoundment and disposition of the infringing materials pursuant to 17 U.S.C. § 503.</w:t>
-      </w:r>
-    </w:p>
-    <w:p>
-      <w:pPr>
-        <w:pStyle w:val="Heading2"/>
-      </w:pPr>
-      <w:bookmarkStart w:id="114" w:name="_111e050be4162d411761924b126e897a1cf108c"/>
-      <w:r>
-        <w:t xml:space="preserve">COUNT II</w:t>
-      </w:r>
-      <w:bookmarkEnd w:id="114"/>
-    </w:p>
-    <w:p>
-      <w:pPr>
-        <w:pStyle w:val="Heading2"/>
-      </w:pPr>
-      <w:bookmarkStart w:id="115" w:name="_8081ce24250ac23d7709da2aa2091ed3335afdb"/>
-      <w:r>
-        <w:t xml:space="preserve">CONTRIBUTORY AND VICARIOUS COPYRIGHT INFRINGEMENT</w:t>
-      </w:r>
-      <w:bookmarkEnd w:id="115"/>
-    </w:p>
-    <w:p>
-      <w:pPr>
-        <w:pStyle w:val="Heading2"/>
-      </w:pPr>
-      <w:bookmarkStart w:id="116" w:name="_b7724723a79b908d8ac88ed18d28706d18fd54b"/>
-      <w:r>
-        <w:t xml:space="preserve">(Against CKE Restaurants Holdings, Inc., Pleaded in the Alternative)</w:t>
-      </w:r>
-      <w:bookmarkEnd w:id="116"/>
-    </w:p>
-    <w:p>
-      <w:pPr>
-        <w:pStyle w:val="Allegation"/>
+        <w:t xml:space="preserve">Defendants’ infringement is continuing and, unless enjoined, will continue to cause Plaintiff irreparable injury for which monetary damages alone are an inadequate remedy. Plaintiff is entitled to injunctive relief pursuant to 17 U.S.C. § 502 and to impoundment and disposition of the infringing materials pursuant to 17 U.S.C. § 503.</w:t>
+      </w:r>
+    </w:p>
+    <w:p>
+      <w:pPr>
+        <w:keepNext/>
+        <w:keepLines/>
+        <w:spacing w:before="276" w:after="0" w:line="276" w:lineRule="exact"/>
+        <w:ind w:left="0" w:firstLine="0"/>
+        <w:jc w:val="center"/>
+        <w:outlineLvl w:val="1"/>
+      </w:pPr>
+      <w:r>
+        <w:rPr>
+          <w:b/>
+          <w:bCs/>
+        </w:rPr>
+        <w:t xml:space="preserve">COUNT</w:t>
+      </w:r>
+      <w:r>
+        <w:rPr>
+          <w:b/>
+          <w:bCs/>
+        </w:rPr>
+        <w:t xml:space="preserve"> </w:t>
+      </w:r>
+      <w:r>
+        <w:rPr>
+          <w:b/>
+          <w:bCs/>
+        </w:rPr>
+        <w:t xml:space="preserve">II</w:t>
+      </w:r>
+    </w:p>
+    <w:p>
+      <w:pPr>
+        <w:keepNext/>
+        <w:keepLines/>
+        <w:spacing w:before="0" w:after="0" w:line="276" w:lineRule="exact"/>
+        <w:ind w:left="0" w:firstLine="0"/>
+        <w:jc w:val="center"/>
+        <w:outlineLvl w:val="1"/>
+      </w:pPr>
+      <w:r>
+        <w:rPr>
+          <w:b/>
+          <w:bCs/>
+        </w:rPr>
+        <w:t xml:space="preserve">CONTRIBUTORY</w:t>
+      </w:r>
+      <w:r>
+        <w:rPr>
+          <w:b/>
+          <w:bCs/>
+        </w:rPr>
+        <w:t xml:space="preserve"> </w:t>
+      </w:r>
+      <w:r>
+        <w:rPr>
+          <w:b/>
+          <w:bCs/>
+        </w:rPr>
+        <w:t xml:space="preserve">AND</w:t>
+      </w:r>
+      <w:r>
+        <w:rPr>
+          <w:b/>
+          <w:bCs/>
+        </w:rPr>
+        <w:t xml:space="preserve"> </w:t>
+      </w:r>
+      <w:r>
+        <w:rPr>
+          <w:b/>
+          <w:bCs/>
+        </w:rPr>
+        <w:t xml:space="preserve">VICARIOUS</w:t>
+      </w:r>
+      <w:r>
+        <w:rPr>
+          <w:b/>
+          <w:bCs/>
+        </w:rPr>
+        <w:t xml:space="preserve"> </w:t>
+      </w:r>
+      <w:r>
+        <w:rPr>
+          <w:b/>
+          <w:bCs/>
+        </w:rPr>
+        <w:t xml:space="preserve">COPYRIGHT</w:t>
+      </w:r>
+      <w:r>
+        <w:rPr>
+          <w:b/>
+          <w:bCs/>
+        </w:rPr>
+        <w:t xml:space="preserve"> </w:t>
+      </w:r>
+      <w:r>
+        <w:rPr>
+          <w:b/>
+          <w:bCs/>
+        </w:rPr>
+        <w:t xml:space="preserve">INFRINGEMENT</w:t>
+      </w:r>
+    </w:p>
+    <w:p>
+      <w:pPr>
+        <w:keepNext/>
+        <w:keepLines/>
+        <w:spacing w:before="0" w:after="138" w:line="276" w:lineRule="exact"/>
+        <w:ind w:left="0" w:firstLine="0"/>
+        <w:jc w:val="center"/>
+        <w:outlineLvl w:val="1"/>
+      </w:pPr>
+      <w:r>
+        <w:rPr>
+          <w:b/>
+          <w:bCs/>
+        </w:rPr>
+        <w:t xml:space="preserve">(Against</w:t>
+      </w:r>
+      <w:r>
+        <w:rPr>
+          <w:b/>
+          <w:bCs/>
+        </w:rPr>
+        <w:t xml:space="preserve"> </w:t>
+      </w:r>
+      <w:r>
+        <w:rPr>
+          <w:b/>
+          <w:bCs/>
+        </w:rPr>
+        <w:t xml:space="preserve">CKE</w:t>
+      </w:r>
+      <w:r>
+        <w:rPr>
+          <w:b/>
+          <w:bCs/>
+        </w:rPr>
+        <w:t xml:space="preserve"> </w:t>
+      </w:r>
+      <w:r>
+        <w:rPr>
+          <w:b/>
+          <w:bCs/>
+        </w:rPr>
+        <w:t xml:space="preserve">Restaurants</w:t>
+      </w:r>
+      <w:r>
+        <w:rPr>
+          <w:b/>
+          <w:bCs/>
+        </w:rPr>
+        <w:t xml:space="preserve"> </w:t>
+      </w:r>
+      <w:r>
+        <w:rPr>
+          <w:b/>
+          <w:bCs/>
+        </w:rPr>
+        <w:t xml:space="preserve">Holdings,</w:t>
+      </w:r>
+      <w:r>
+        <w:rPr>
+          <w:b/>
+          <w:bCs/>
+        </w:rPr>
+        <w:t xml:space="preserve"> </w:t>
+      </w:r>
+      <w:r>
+        <w:rPr>
+          <w:b/>
+          <w:bCs/>
+        </w:rPr>
+        <w:t xml:space="preserve">Inc.,</w:t>
+      </w:r>
+      <w:r>
+        <w:rPr>
+          <w:b/>
+          <w:bCs/>
+        </w:rPr>
+        <w:t xml:space="preserve"> </w:t>
+      </w:r>
+      <w:r>
+        <w:rPr>
+          <w:b/>
+          <w:bCs/>
+        </w:rPr>
+        <w:t xml:space="preserve">Pleaded</w:t>
+      </w:r>
+      <w:r>
+        <w:rPr>
+          <w:b/>
+          <w:bCs/>
+        </w:rPr>
+        <w:t xml:space="preserve"> </w:t>
+      </w:r>
+      <w:r>
+        <w:rPr>
+          <w:b/>
+          <w:bCs/>
+        </w:rPr>
+        <w:t xml:space="preserve">in</w:t>
+      </w:r>
+      <w:r>
+        <w:rPr>
+          <w:b/>
+          <w:bCs/>
+        </w:rPr>
+        <w:t xml:space="preserve"> </w:t>
+      </w:r>
+      <w:r>
+        <w:rPr>
+          <w:b/>
+          <w:bCs/>
+        </w:rPr>
+        <w:t xml:space="preserve">the</w:t>
+      </w:r>
+      <w:r>
+        <w:rPr>
+          <w:b/>
+          <w:bCs/>
+        </w:rPr>
+        <w:t xml:space="preserve"> </w:t>
+      </w:r>
+      <w:r>
+        <w:rPr>
+          <w:b/>
+          <w:bCs/>
+        </w:rPr>
+        <w:t xml:space="preserve">Alternative)</w:t>
+      </w:r>
+    </w:p>
+    <w:p>
+      <w:pPr>
+        <w:pStyle w:val="BodyNumbered"/>
       </w:pPr>
       <w:r>
         <w:t xml:space="preserve">56.</w:t>
@@ -1265,7 +1857,7 @@
     </w:p>
     <w:p>
       <w:pPr>
-        <w:pStyle w:val="Allegation"/>
+        <w:pStyle w:val="BodyNumbered"/>
       </w:pPr>
       <w:r>
         <w:t xml:space="preserve">57.</w:t>
@@ -1279,7 +1871,7 @@
     </w:p>
     <w:p>
       <w:pPr>
-        <w:pStyle w:val="Allegation"/>
+        <w:pStyle w:val="BodyNumbered"/>
       </w:pPr>
       <w:r>
         <w:t xml:space="preserve">58.</w:t>
@@ -1293,7 +1885,7 @@
     </w:p>
     <w:p>
       <w:pPr>
-        <w:pStyle w:val="Allegation"/>
+        <w:pStyle w:val="BodyNumbered"/>
       </w:pPr>
       <w:r>
         <w:t xml:space="preserve">59.</w:t>
@@ -1307,7 +1899,7 @@
     </w:p>
     <w:p>
       <w:pPr>
-        <w:pStyle w:val="Allegation"/>
+        <w:pStyle w:val="BodyNumbered"/>
       </w:pPr>
       <w:r>
         <w:t xml:space="preserve">60.</w:t>
@@ -1321,7 +1913,7 @@
     </w:p>
     <w:p>
       <w:pPr>
-        <w:pStyle w:val="Allegation"/>
+        <w:pStyle w:val="BodyNumbered"/>
       </w:pPr>
       <w:r>
         <w:t xml:space="preserve">61.</w:t>
@@ -1335,17 +1927,52 @@
     </w:p>
     <w:p>
       <w:pPr>
-        <w:pStyle w:val="Heading1"/>
-      </w:pPr>
-      <w:bookmarkStart w:id="117" w:name="_ef66b8fb8023651585f5d55fe5a420ee6f5e8cc"/>
-      <w:r>
-        <w:t xml:space="preserve">PRAYER FOR RELIEF</w:t>
-      </w:r>
-      <w:bookmarkEnd w:id="117"/>
-    </w:p>
-    <w:p>
-      <w:pPr>
-        <w:pStyle w:val="FirstParagraph"/>
+        <w:keepNext/>
+        <w:keepLines/>
+        <w:spacing w:before="276" w:after="138" w:line="276" w:lineRule="exact"/>
+        <w:ind w:left="0" w:firstLine="0"/>
+        <w:jc w:val="center"/>
+        <w:outlineLvl w:val="0"/>
+      </w:pPr>
+      <w:r>
+        <w:rPr>
+          <w:b/>
+          <w:bCs/>
+        </w:rPr>
+        <w:t xml:space="preserve">PRAYER</w:t>
+      </w:r>
+      <w:r>
+        <w:rPr>
+          <w:b/>
+          <w:bCs/>
+        </w:rPr>
+        <w:t xml:space="preserve"> </w:t>
+      </w:r>
+      <w:r>
+        <w:rPr>
+          <w:b/>
+          <w:bCs/>
+        </w:rPr>
+        <w:t xml:space="preserve">FOR</w:t>
+      </w:r>
+      <w:r>
+        <w:rPr>
+          <w:b/>
+          <w:bCs/>
+        </w:rPr>
+        <w:t xml:space="preserve"> </w:t>
+      </w:r>
+      <w:r>
+        <w:rPr>
+          <w:b/>
+          <w:bCs/>
+        </w:rPr>
+        <w:t xml:space="preserve">RELIEF</w:t>
+      </w:r>
+    </w:p>
+    <w:p>
+      <w:pPr>
+        <w:pStyle w:val="BodyText"/>
       </w:pPr>
       <w:r>
         <w:t xml:space="preserve">WHEREFORE, Plaintiff DOGE LLC respectfully requests that this Court enter judgment in its favor and against Defendants, jointly and severally, and award the following relief:</w:t>
@@ -1353,7 +1980,12 @@
     </w:p>
     <w:p>
       <w:pPr>
-        <w:pStyle w:val="PrayerItem"/>
+        <w:tabs>
+          <w:tab w:val="left" w:pos="1440"/>
+        </w:tabs>
+        <w:spacing w:before="0" w:after="0" w:line="552" w:lineRule="exact"/>
+        <w:ind w:left="1440" w:hanging="720"/>
+        <w:jc w:val="left"/>
       </w:pPr>
       <w:r>
         <w:t xml:space="preserve">A.</w:t>
@@ -1362,12 +1994,131 @@
         <w:tab/>
       </w:r>
       <w:r>
-        <w:t xml:space="preserve">A declaration that Defendants have infringed Plaintiff’s copyright in the Work in violation of 17 U.S.C. §§ 106 and 501;</w:t>
-      </w:r>
-    </w:p>
-    <w:p>
-      <w:pPr>
-        <w:pStyle w:val="PrayerItem"/>
+        <w:t xml:space="preserve">A</w:t>
+      </w:r>
+      <w:r>
+        <w:t xml:space="preserve"> </w:t>
+      </w:r>
+      <w:r>
+        <w:t xml:space="preserve">declaration</w:t>
+      </w:r>
+      <w:r>
+        <w:t xml:space="preserve"> </w:t>
+      </w:r>
+      <w:r>
+        <w:t xml:space="preserve">that</w:t>
+      </w:r>
+      <w:r>
+        <w:t xml:space="preserve"> </w:t>
+      </w:r>
+      <w:r>
+        <w:t xml:space="preserve">Defendants</w:t>
+      </w:r>
+      <w:r>
+        <w:t xml:space="preserve"> </w:t>
+      </w:r>
+      <w:r>
+        <w:t xml:space="preserve">have</w:t>
+      </w:r>
+      <w:r>
+        <w:t xml:space="preserve"> </w:t>
+      </w:r>
+      <w:r>
+        <w:t xml:space="preserve">infringed</w:t>
+      </w:r>
+      <w:r>
+        <w:t xml:space="preserve"> </w:t>
+      </w:r>
+      <w:r>
+        <w:t xml:space="preserve">Plaintiff’s</w:t>
+      </w:r>
+      <w:r>
+        <w:t xml:space="preserve"> </w:t>
+      </w:r>
+      <w:r>
+        <w:t xml:space="preserve">copyright</w:t>
+      </w:r>
+      <w:r>
+        <w:t xml:space="preserve"> </w:t>
+      </w:r>
+      <w:r>
+        <w:t xml:space="preserve">in</w:t>
+      </w:r>
+      <w:r>
+        <w:t xml:space="preserve"> </w:t>
+      </w:r>
+      <w:r>
+        <w:t xml:space="preserve">the</w:t>
+      </w:r>
+      <w:r>
+        <w:t xml:space="preserve"> </w:t>
+      </w:r>
+      <w:r>
+        <w:t xml:space="preserve">Work</w:t>
+      </w:r>
+      <w:r>
+        <w:t xml:space="preserve"> </w:t>
+      </w:r>
+      <w:r>
+        <w:t xml:space="preserve">in</w:t>
+      </w:r>
+      <w:r>
+        <w:t xml:space="preserve"> </w:t>
+      </w:r>
+      <w:r>
+        <w:t xml:space="preserve">violation</w:t>
+      </w:r>
+      <w:r>
+        <w:t xml:space="preserve"> </w:t>
+      </w:r>
+      <w:r>
+        <w:t xml:space="preserve">of</w:t>
+      </w:r>
+      <w:r>
+        <w:t xml:space="preserve"> </w:t>
+      </w:r>
+      <w:r>
+        <w:t xml:space="preserve">17</w:t>
+      </w:r>
+      <w:r>
+        <w:t xml:space="preserve"> </w:t>
+      </w:r>
+      <w:r>
+        <w:t xml:space="preserve">U.S.C.</w:t>
+      </w:r>
+      <w:r>
+        <w:t xml:space="preserve"> </w:t>
+      </w:r>
+      <w:r>
+        <w:t xml:space="preserve">§§</w:t>
+      </w:r>
+      <w:r>
+        <w:t xml:space="preserve"> </w:t>
+      </w:r>
+      <w:r>
+        <w:t xml:space="preserve">106</w:t>
+      </w:r>
+      <w:r>
+        <w:t xml:space="preserve"> </w:t>
+      </w:r>
+      <w:r>
+        <w:t xml:space="preserve">and</w:t>
+      </w:r>
+      <w:r>
+        <w:t xml:space="preserve"> </w:t>
+      </w:r>
+      <w:r>
+        <w:t xml:space="preserve">501;</w:t>
+      </w:r>
+    </w:p>
+    <w:p>
+      <w:pPr>
+        <w:tabs>
+          <w:tab w:val="left" w:pos="1440"/>
+        </w:tabs>
+        <w:spacing w:before="0" w:after="0" w:line="552" w:lineRule="exact"/>
+        <w:ind w:left="1440" w:hanging="720"/>
+        <w:jc w:val="left"/>
       </w:pPr>
       <w:r>
         <w:t xml:space="preserve">B.</w:t>
@@ -1376,12 +2127,365 @@
         <w:tab/>
       </w:r>
       <w:r>
-        <w:t xml:space="preserve">A permanent injunction pursuant to 17 U.S.C. § 502 restraining Defendants and their officers, agents, servants, employees, attorneys, franchisees, advertising agencies, and all persons in active concert or participation with them from reproducing, adapting, distributing, publicly displaying, or otherwise using the Work, and requiring Defendants to remove the Infringing Advertisement from all media, platforms, and channels within their control;</w:t>
-      </w:r>
-    </w:p>
-    <w:p>
-      <w:pPr>
-        <w:pStyle w:val="PrayerItem"/>
+        <w:t xml:space="preserve">A</w:t>
+      </w:r>
+      <w:r>
+        <w:t xml:space="preserve"> </w:t>
+      </w:r>
+      <w:r>
+        <w:t xml:space="preserve">permanent</w:t>
+      </w:r>
+      <w:r>
+        <w:t xml:space="preserve"> </w:t>
+      </w:r>
+      <w:r>
+        <w:t xml:space="preserve">injunction</w:t>
+      </w:r>
+      <w:r>
+        <w:t xml:space="preserve"> </w:t>
+      </w:r>
+      <w:r>
+        <w:t xml:space="preserve">pursuant</w:t>
+      </w:r>
+      <w:r>
+        <w:t xml:space="preserve"> </w:t>
+      </w:r>
+      <w:r>
+        <w:t xml:space="preserve">to</w:t>
+      </w:r>
+      <w:r>
+        <w:t xml:space="preserve"> </w:t>
+      </w:r>
+      <w:r>
+        <w:t xml:space="preserve">17</w:t>
+      </w:r>
+      <w:r>
+        <w:t xml:space="preserve"> </w:t>
+      </w:r>
+      <w:r>
+        <w:t xml:space="preserve">U.S.C.</w:t>
+      </w:r>
+      <w:r>
+        <w:t xml:space="preserve"> </w:t>
+      </w:r>
+      <w:r>
+        <w:t xml:space="preserve">§</w:t>
+      </w:r>
+      <w:r>
+        <w:t xml:space="preserve"> </w:t>
+      </w:r>
+      <w:r>
+        <w:t xml:space="preserve">502</w:t>
+      </w:r>
+      <w:r>
+        <w:t xml:space="preserve"> </w:t>
+      </w:r>
+      <w:r>
+        <w:t xml:space="preserve">restraining</w:t>
+      </w:r>
+      <w:r>
+        <w:t xml:space="preserve"> </w:t>
+      </w:r>
+      <w:r>
+        <w:t xml:space="preserve">Defendants</w:t>
+      </w:r>
+      <w:r>
+        <w:t xml:space="preserve"> </w:t>
+      </w:r>
+      <w:r>
+        <w:t xml:space="preserve">and</w:t>
+      </w:r>
+      <w:r>
+        <w:t xml:space="preserve"> </w:t>
+      </w:r>
+      <w:r>
+        <w:t xml:space="preserve">their</w:t>
+      </w:r>
+      <w:r>
+        <w:t xml:space="preserve"> </w:t>
+      </w:r>
+      <w:r>
+        <w:t xml:space="preserve">officers,</w:t>
+      </w:r>
+      <w:r>
+        <w:t xml:space="preserve"> </w:t>
+      </w:r>
+      <w:r>
+        <w:t xml:space="preserve">agents,</w:t>
+      </w:r>
+      <w:r>
+        <w:t xml:space="preserve"> </w:t>
+      </w:r>
+      <w:r>
+        <w:t xml:space="preserve">servants,</w:t>
+      </w:r>
+      <w:r>
+        <w:t xml:space="preserve"> </w:t>
+      </w:r>
+      <w:r>
+        <w:t xml:space="preserve">employees,</w:t>
+      </w:r>
+      <w:r>
+        <w:t xml:space="preserve"> </w:t>
+      </w:r>
+      <w:r>
+        <w:t xml:space="preserve">attorneys,</w:t>
+      </w:r>
+      <w:r>
+        <w:t xml:space="preserve"> </w:t>
+      </w:r>
+      <w:r>
+        <w:t xml:space="preserve">franchisees,</w:t>
+      </w:r>
+      <w:r>
+        <w:t xml:space="preserve"> </w:t>
+      </w:r>
+      <w:r>
+        <w:t xml:space="preserve">advertising</w:t>
+      </w:r>
+      <w:r>
+        <w:t xml:space="preserve"> </w:t>
+      </w:r>
+      <w:r>
+        <w:t xml:space="preserve">agencies,</w:t>
+      </w:r>
+      <w:r>
+        <w:t xml:space="preserve"> </w:t>
+      </w:r>
+      <w:r>
+        <w:t xml:space="preserve">and</w:t>
+      </w:r>
+      <w:r>
+        <w:t xml:space="preserve"> </w:t>
+      </w:r>
+      <w:r>
+        <w:t xml:space="preserve">all</w:t>
+      </w:r>
+      <w:r>
+        <w:t xml:space="preserve"> </w:t>
+      </w:r>
+      <w:r>
+        <w:t xml:space="preserve">persons</w:t>
+      </w:r>
+      <w:r>
+        <w:t xml:space="preserve"> </w:t>
+      </w:r>
+      <w:r>
+        <w:t xml:space="preserve">in</w:t>
+      </w:r>
+      <w:r>
+        <w:t xml:space="preserve"> </w:t>
+      </w:r>
+      <w:r>
+        <w:t xml:space="preserve">active</w:t>
+      </w:r>
+      <w:r>
+        <w:t xml:space="preserve"> </w:t>
+      </w:r>
+      <w:r>
+        <w:t xml:space="preserve">concert</w:t>
+      </w:r>
+      <w:r>
+        <w:t xml:space="preserve"> </w:t>
+      </w:r>
+      <w:r>
+        <w:t xml:space="preserve">or</w:t>
+      </w:r>
+      <w:r>
+        <w:t xml:space="preserve"> </w:t>
+      </w:r>
+      <w:r>
+        <w:t xml:space="preserve">participation</w:t>
+      </w:r>
+      <w:r>
+        <w:t xml:space="preserve"> </w:t>
+      </w:r>
+      <w:r>
+        <w:t xml:space="preserve">with</w:t>
+      </w:r>
+      <w:r>
+        <w:t xml:space="preserve"> </w:t>
+      </w:r>
+      <w:r>
+        <w:t xml:space="preserve">them</w:t>
+      </w:r>
+      <w:r>
+        <w:t xml:space="preserve"> </w:t>
+      </w:r>
+      <w:r>
+        <w:t xml:space="preserve">from</w:t>
+      </w:r>
+      <w:r>
+        <w:t xml:space="preserve"> </w:t>
+      </w:r>
+      <w:r>
+        <w:t xml:space="preserve">reproducing,</w:t>
+      </w:r>
+      <w:r>
+        <w:t xml:space="preserve"> </w:t>
+      </w:r>
+      <w:r>
+        <w:t xml:space="preserve">adapting,</w:t>
+      </w:r>
+      <w:r>
+        <w:t xml:space="preserve"> </w:t>
+      </w:r>
+      <w:r>
+        <w:t xml:space="preserve">distributing,</w:t>
+      </w:r>
+      <w:r>
+        <w:t xml:space="preserve"> </w:t>
+      </w:r>
+      <w:r>
+        <w:t xml:space="preserve">publicly</w:t>
+      </w:r>
+      <w:r>
+        <w:t xml:space="preserve"> </w:t>
+      </w:r>
+      <w:r>
+        <w:t xml:space="preserve">displaying,</w:t>
+      </w:r>
+      <w:r>
+        <w:t xml:space="preserve"> </w:t>
+      </w:r>
+      <w:r>
+        <w:t xml:space="preserve">or</w:t>
+      </w:r>
+      <w:r>
+        <w:t xml:space="preserve"> </w:t>
+      </w:r>
+      <w:r>
+        <w:t xml:space="preserve">otherwise</w:t>
+      </w:r>
+      <w:r>
+        <w:t xml:space="preserve"> </w:t>
+      </w:r>
+      <w:r>
+        <w:t xml:space="preserve">using</w:t>
+      </w:r>
+      <w:r>
+        <w:t xml:space="preserve"> </w:t>
+      </w:r>
+      <w:r>
+        <w:t xml:space="preserve">the</w:t>
+      </w:r>
+      <w:r>
+        <w:t xml:space="preserve"> </w:t>
+      </w:r>
+      <w:r>
+        <w:t xml:space="preserve">Work,</w:t>
+      </w:r>
+      <w:r>
+        <w:t xml:space="preserve"> </w:t>
+      </w:r>
+      <w:r>
+        <w:t xml:space="preserve">and</w:t>
+      </w:r>
+      <w:r>
+        <w:t xml:space="preserve"> </w:t>
+      </w:r>
+      <w:r>
+        <w:t xml:space="preserve">requiring</w:t>
+      </w:r>
+      <w:r>
+        <w:t xml:space="preserve"> </w:t>
+      </w:r>
+      <w:r>
+        <w:t xml:space="preserve">Defendants</w:t>
+      </w:r>
+      <w:r>
+        <w:t xml:space="preserve"> </w:t>
+      </w:r>
+      <w:r>
+        <w:t xml:space="preserve">to</w:t>
+      </w:r>
+      <w:r>
+        <w:t xml:space="preserve"> </w:t>
+      </w:r>
+      <w:r>
+        <w:t xml:space="preserve">remove</w:t>
+      </w:r>
+      <w:r>
+        <w:t xml:space="preserve"> </w:t>
+      </w:r>
+      <w:r>
+        <w:t xml:space="preserve">the</w:t>
+      </w:r>
+      <w:r>
+        <w:t xml:space="preserve"> </w:t>
+      </w:r>
+      <w:r>
+        <w:t xml:space="preserve">Infringing</w:t>
+      </w:r>
+      <w:r>
+        <w:t xml:space="preserve"> </w:t>
+      </w:r>
+      <w:r>
+        <w:t xml:space="preserve">Advertisement</w:t>
+      </w:r>
+      <w:r>
+        <w:t xml:space="preserve"> </w:t>
+      </w:r>
+      <w:r>
+        <w:t xml:space="preserve">from</w:t>
+      </w:r>
+      <w:r>
+        <w:t xml:space="preserve"> </w:t>
+      </w:r>
+      <w:r>
+        <w:t xml:space="preserve">all</w:t>
+      </w:r>
+      <w:r>
+        <w:t xml:space="preserve"> </w:t>
+      </w:r>
+      <w:r>
+        <w:t xml:space="preserve">media,</w:t>
+      </w:r>
+      <w:r>
+        <w:t xml:space="preserve"> </w:t>
+      </w:r>
+      <w:r>
+        <w:t xml:space="preserve">platforms,</w:t>
+      </w:r>
+      <w:r>
+        <w:t xml:space="preserve"> </w:t>
+      </w:r>
+      <w:r>
+        <w:t xml:space="preserve">and</w:t>
+      </w:r>
+      <w:r>
+        <w:t xml:space="preserve"> </w:t>
+      </w:r>
+      <w:r>
+        <w:t xml:space="preserve">channels</w:t>
+      </w:r>
+      <w:r>
+        <w:t xml:space="preserve"> </w:t>
+      </w:r>
+      <w:r>
+        <w:t xml:space="preserve">within</w:t>
+      </w:r>
+      <w:r>
+        <w:t xml:space="preserve"> </w:t>
+      </w:r>
+      <w:r>
+        <w:t xml:space="preserve">their</w:t>
+      </w:r>
+      <w:r>
+        <w:t xml:space="preserve"> </w:t>
+      </w:r>
+      <w:r>
+        <w:t xml:space="preserve">control;</w:t>
+      </w:r>
+    </w:p>
+    <w:p>
+      <w:pPr>
+        <w:tabs>
+          <w:tab w:val="left" w:pos="1440"/>
+        </w:tabs>
+        <w:spacing w:before="0" w:after="0" w:line="552" w:lineRule="exact"/>
+        <w:ind w:left="1440" w:hanging="720"/>
+        <w:jc w:val="left"/>
       </w:pPr>
       <w:r>
         <w:t xml:space="preserve">C.</w:t>
@@ -1390,12 +2494,227 @@
         <w:tab/>
       </w:r>
       <w:r>
-        <w:t xml:space="preserve">An order pursuant to 17 U.S.C. § 503 for the impoundment and destruction or other reasonable disposition of all copies of the Infringing Advertisement and all materials by means of which such copies may be reproduced;</w:t>
-      </w:r>
-    </w:p>
-    <w:p>
-      <w:pPr>
-        <w:pStyle w:val="PrayerItem"/>
+        <w:t xml:space="preserve">An</w:t>
+      </w:r>
+      <w:r>
+        <w:t xml:space="preserve"> </w:t>
+      </w:r>
+      <w:r>
+        <w:t xml:space="preserve">order</w:t>
+      </w:r>
+      <w:r>
+        <w:t xml:space="preserve"> </w:t>
+      </w:r>
+      <w:r>
+        <w:t xml:space="preserve">pursuant</w:t>
+      </w:r>
+      <w:r>
+        <w:t xml:space="preserve"> </w:t>
+      </w:r>
+      <w:r>
+        <w:t xml:space="preserve">to</w:t>
+      </w:r>
+      <w:r>
+        <w:t xml:space="preserve"> </w:t>
+      </w:r>
+      <w:r>
+        <w:t xml:space="preserve">17</w:t>
+      </w:r>
+      <w:r>
+        <w:t xml:space="preserve"> </w:t>
+      </w:r>
+      <w:r>
+        <w:t xml:space="preserve">U.S.C.</w:t>
+      </w:r>
+      <w:r>
+        <w:t xml:space="preserve"> </w:t>
+      </w:r>
+      <w:r>
+        <w:t xml:space="preserve">§</w:t>
+      </w:r>
+      <w:r>
+        <w:t xml:space="preserve"> </w:t>
+      </w:r>
+      <w:r>
+        <w:t xml:space="preserve">503</w:t>
+      </w:r>
+      <w:r>
+        <w:t xml:space="preserve"> </w:t>
+      </w:r>
+      <w:r>
+        <w:t xml:space="preserve">for</w:t>
+      </w:r>
+      <w:r>
+        <w:t xml:space="preserve"> </w:t>
+      </w:r>
+      <w:r>
+        <w:t xml:space="preserve">the</w:t>
+      </w:r>
+      <w:r>
+        <w:t xml:space="preserve"> </w:t>
+      </w:r>
+      <w:r>
+        <w:t xml:space="preserve">impoundment</w:t>
+      </w:r>
+      <w:r>
+        <w:t xml:space="preserve"> </w:t>
+      </w:r>
+      <w:r>
+        <w:t xml:space="preserve">and</w:t>
+      </w:r>
+      <w:r>
+        <w:t xml:space="preserve"> </w:t>
+      </w:r>
+      <w:r>
+        <w:t xml:space="preserve">destruction</w:t>
+      </w:r>
+      <w:r>
+        <w:t xml:space="preserve"> </w:t>
+      </w:r>
+      <w:r>
+        <w:t xml:space="preserve">or</w:t>
+      </w:r>
+      <w:r>
+        <w:t xml:space="preserve"> </w:t>
+      </w:r>
+      <w:r>
+        <w:t xml:space="preserve">other</w:t>
+      </w:r>
+      <w:r>
+        <w:t xml:space="preserve"> </w:t>
+      </w:r>
+      <w:r>
+        <w:t xml:space="preserve">reasonable</w:t>
+      </w:r>
+      <w:r>
+        <w:t xml:space="preserve"> </w:t>
+      </w:r>
+      <w:r>
+        <w:t xml:space="preserve">disposition</w:t>
+      </w:r>
+      <w:r>
+        <w:t xml:space="preserve"> </w:t>
+      </w:r>
+      <w:r>
+        <w:t xml:space="preserve">of</w:t>
+      </w:r>
+      <w:r>
+        <w:t xml:space="preserve"> </w:t>
+      </w:r>
+      <w:r>
+        <w:t xml:space="preserve">all</w:t>
+      </w:r>
+      <w:r>
+        <w:t xml:space="preserve"> </w:t>
+      </w:r>
+      <w:r>
+        <w:t xml:space="preserve">copies</w:t>
+      </w:r>
+      <w:r>
+        <w:t xml:space="preserve"> </w:t>
+      </w:r>
+      <w:r>
+        <w:t xml:space="preserve">of</w:t>
+      </w:r>
+      <w:r>
+        <w:t xml:space="preserve"> </w:t>
+      </w:r>
+      <w:r>
+        <w:t xml:space="preserve">the</w:t>
+      </w:r>
+      <w:r>
+        <w:t xml:space="preserve"> </w:t>
+      </w:r>
+      <w:r>
+        <w:t xml:space="preserve">Infringing</w:t>
+      </w:r>
+      <w:r>
+        <w:t xml:space="preserve"> </w:t>
+      </w:r>
+      <w:r>
+        <w:t xml:space="preserve">Advertisement</w:t>
+      </w:r>
+      <w:r>
+        <w:t xml:space="preserve"> </w:t>
+      </w:r>
+      <w:r>
+        <w:t xml:space="preserve">and</w:t>
+      </w:r>
+      <w:r>
+        <w:t xml:space="preserve"> </w:t>
+      </w:r>
+      <w:r>
+        <w:t xml:space="preserve">all</w:t>
+      </w:r>
+      <w:r>
+        <w:t xml:space="preserve"> </w:t>
+      </w:r>
+      <w:r>
+        <w:t xml:space="preserve">materials</w:t>
+      </w:r>
+      <w:r>
+        <w:t xml:space="preserve"> </w:t>
+      </w:r>
+      <w:r>
+        <w:t xml:space="preserve">by</w:t>
+      </w:r>
+      <w:r>
+        <w:t xml:space="preserve"> </w:t>
+      </w:r>
+      <w:r>
+        <w:t xml:space="preserve">means</w:t>
+      </w:r>
+      <w:r>
+        <w:t xml:space="preserve"> </w:t>
+      </w:r>
+      <w:r>
+        <w:t xml:space="preserve">of</w:t>
+      </w:r>
+      <w:r>
+        <w:t xml:space="preserve"> </w:t>
+      </w:r>
+      <w:r>
+        <w:t xml:space="preserve">which</w:t>
+      </w:r>
+      <w:r>
+        <w:t xml:space="preserve"> </w:t>
+      </w:r>
+      <w:r>
+        <w:t xml:space="preserve">such</w:t>
+      </w:r>
+      <w:r>
+        <w:t xml:space="preserve"> </w:t>
+      </w:r>
+      <w:r>
+        <w:t xml:space="preserve">copies</w:t>
+      </w:r>
+      <w:r>
+        <w:t xml:space="preserve"> </w:t>
+      </w:r>
+      <w:r>
+        <w:t xml:space="preserve">may</w:t>
+      </w:r>
+      <w:r>
+        <w:t xml:space="preserve"> </w:t>
+      </w:r>
+      <w:r>
+        <w:t xml:space="preserve">be</w:t>
+      </w:r>
+      <w:r>
+        <w:t xml:space="preserve"> </w:t>
+      </w:r>
+      <w:r>
+        <w:t xml:space="preserve">reproduced;</w:t>
+      </w:r>
+    </w:p>
+    <w:p>
+      <w:pPr>
+        <w:tabs>
+          <w:tab w:val="left" w:pos="1440"/>
+        </w:tabs>
+        <w:spacing w:before="0" w:after="0" w:line="552" w:lineRule="exact"/>
+        <w:ind w:left="1440" w:hanging="720"/>
+        <w:jc w:val="left"/>
       </w:pPr>
       <w:r>
         <w:t xml:space="preserve">D.</w:t>
@@ -1404,12 +2723,185 @@
         <w:tab/>
       </w:r>
       <w:r>
-        <w:t xml:space="preserve">An award of Plaintiff’s actual damages and all profits of Defendants attributable to the infringement pursuant to 17 U.S.C. § 504(b), in an amount to be proven at trial;</w:t>
-      </w:r>
-    </w:p>
-    <w:p>
-      <w:pPr>
-        <w:pStyle w:val="PrayerItem"/>
+        <w:t xml:space="preserve">An</w:t>
+      </w:r>
+      <w:r>
+        <w:t xml:space="preserve"> </w:t>
+      </w:r>
+      <w:r>
+        <w:t xml:space="preserve">award</w:t>
+      </w:r>
+      <w:r>
+        <w:t xml:space="preserve"> </w:t>
+      </w:r>
+      <w:r>
+        <w:t xml:space="preserve">of</w:t>
+      </w:r>
+      <w:r>
+        <w:t xml:space="preserve"> </w:t>
+      </w:r>
+      <w:r>
+        <w:t xml:space="preserve">Plaintiff’s</w:t>
+      </w:r>
+      <w:r>
+        <w:t xml:space="preserve"> </w:t>
+      </w:r>
+      <w:r>
+        <w:t xml:space="preserve">actual</w:t>
+      </w:r>
+      <w:r>
+        <w:t xml:space="preserve"> </w:t>
+      </w:r>
+      <w:r>
+        <w:t xml:space="preserve">damages</w:t>
+      </w:r>
+      <w:r>
+        <w:t xml:space="preserve"> </w:t>
+      </w:r>
+      <w:r>
+        <w:t xml:space="preserve">and</w:t>
+      </w:r>
+      <w:r>
+        <w:t xml:space="preserve"> </w:t>
+      </w:r>
+      <w:r>
+        <w:t xml:space="preserve">all</w:t>
+      </w:r>
+      <w:r>
+        <w:t xml:space="preserve"> </w:t>
+      </w:r>
+      <w:r>
+        <w:t xml:space="preserve">profits</w:t>
+      </w:r>
+      <w:r>
+        <w:t xml:space="preserve"> </w:t>
+      </w:r>
+      <w:r>
+        <w:t xml:space="preserve">of</w:t>
+      </w:r>
+      <w:r>
+        <w:t xml:space="preserve"> </w:t>
+      </w:r>
+      <w:r>
+        <w:t xml:space="preserve">Defendants</w:t>
+      </w:r>
+      <w:r>
+        <w:t xml:space="preserve"> </w:t>
+      </w:r>
+      <w:r>
+        <w:t xml:space="preserve">attributable</w:t>
+      </w:r>
+      <w:r>
+        <w:t xml:space="preserve"> </w:t>
+      </w:r>
+      <w:r>
+        <w:t xml:space="preserve">to</w:t>
+      </w:r>
+      <w:r>
+        <w:t xml:space="preserve"> </w:t>
+      </w:r>
+      <w:r>
+        <w:t xml:space="preserve">the</w:t>
+      </w:r>
+      <w:r>
+        <w:t xml:space="preserve"> </w:t>
+      </w:r>
+      <w:r>
+        <w:t xml:space="preserve">infringement</w:t>
+      </w:r>
+      <w:r>
+        <w:t xml:space="preserve"> </w:t>
+      </w:r>
+      <w:r>
+        <w:t xml:space="preserve">pursuant</w:t>
+      </w:r>
+      <w:r>
+        <w:t xml:space="preserve"> </w:t>
+      </w:r>
+      <w:r>
+        <w:t xml:space="preserve">to</w:t>
+      </w:r>
+      <w:r>
+        <w:t xml:space="preserve"> </w:t>
+      </w:r>
+      <w:r>
+        <w:t xml:space="preserve">17</w:t>
+      </w:r>
+      <w:r>
+        <w:t xml:space="preserve"> </w:t>
+      </w:r>
+      <w:r>
+        <w:t xml:space="preserve">U.S.C.</w:t>
+      </w:r>
+      <w:r>
+        <w:t xml:space="preserve"> </w:t>
+      </w:r>
+      <w:r>
+        <w:t xml:space="preserve">§</w:t>
+      </w:r>
+      <w:r>
+        <w:t xml:space="preserve"> </w:t>
+      </w:r>
+      <w:r>
+        <w:t xml:space="preserve">504(b),</w:t>
+      </w:r>
+      <w:r>
+        <w:t xml:space="preserve"> </w:t>
+      </w:r>
+      <w:r>
+        <w:t xml:space="preserve">in</w:t>
+      </w:r>
+      <w:r>
+        <w:t xml:space="preserve"> </w:t>
+      </w:r>
+      <w:r>
+        <w:t xml:space="preserve">an</w:t>
+      </w:r>
+      <w:r>
+        <w:t xml:space="preserve"> </w:t>
+      </w:r>
+      <w:r>
+        <w:t xml:space="preserve">amount</w:t>
+      </w:r>
+      <w:r>
+        <w:t xml:space="preserve"> </w:t>
+      </w:r>
+      <w:r>
+        <w:t xml:space="preserve">to</w:t>
+      </w:r>
+      <w:r>
+        <w:t xml:space="preserve"> </w:t>
+      </w:r>
+      <w:r>
+        <w:t xml:space="preserve">be</w:t>
+      </w:r>
+      <w:r>
+        <w:t xml:space="preserve"> </w:t>
+      </w:r>
+      <w:r>
+        <w:t xml:space="preserve">proven</w:t>
+      </w:r>
+      <w:r>
+        <w:t xml:space="preserve"> </w:t>
+      </w:r>
+      <w:r>
+        <w:t xml:space="preserve">at</w:t>
+      </w:r>
+      <w:r>
+        <w:t xml:space="preserve"> </w:t>
+      </w:r>
+      <w:r>
+        <w:t xml:space="preserve">trial;</w:t>
+      </w:r>
+    </w:p>
+    <w:p>
+      <w:pPr>
+        <w:tabs>
+          <w:tab w:val="left" w:pos="1440"/>
+        </w:tabs>
+        <w:spacing w:before="0" w:after="0" w:line="552" w:lineRule="exact"/>
+        <w:ind w:left="1440" w:hanging="720"/>
+        <w:jc w:val="left"/>
       </w:pPr>
       <w:r>
         <w:t xml:space="preserve">E.</w:t>
@@ -1418,12 +2910,275 @@
         <w:tab/>
       </w:r>
       <w:r>
-        <w:t xml:space="preserve">In the alternative, and at Plaintiff’s election, an award of statutory damages pursuant to 17 U.S.C. § 504(c) as to any act of infringement commenced on or after the effective date of registration, including enhanced statutory damages of up to $150,000 for willful infringement;</w:t>
-      </w:r>
-    </w:p>
-    <w:p>
-      <w:pPr>
-        <w:pStyle w:val="PrayerItem"/>
+        <w:t xml:space="preserve">In</w:t>
+      </w:r>
+      <w:r>
+        <w:t xml:space="preserve"> </w:t>
+      </w:r>
+      <w:r>
+        <w:t xml:space="preserve">the</w:t>
+      </w:r>
+      <w:r>
+        <w:t xml:space="preserve"> </w:t>
+      </w:r>
+      <w:r>
+        <w:t xml:space="preserve">alternative,</w:t>
+      </w:r>
+      <w:r>
+        <w:t xml:space="preserve"> </w:t>
+      </w:r>
+      <w:r>
+        <w:t xml:space="preserve">and</w:t>
+      </w:r>
+      <w:r>
+        <w:t xml:space="preserve"> </w:t>
+      </w:r>
+      <w:r>
+        <w:t xml:space="preserve">at</w:t>
+      </w:r>
+      <w:r>
+        <w:t xml:space="preserve"> </w:t>
+      </w:r>
+      <w:r>
+        <w:t xml:space="preserve">Plaintiff’s</w:t>
+      </w:r>
+      <w:r>
+        <w:t xml:space="preserve"> </w:t>
+      </w:r>
+      <w:r>
+        <w:t xml:space="preserve">election,</w:t>
+      </w:r>
+      <w:r>
+        <w:t xml:space="preserve"> </w:t>
+      </w:r>
+      <w:r>
+        <w:t xml:space="preserve">an</w:t>
+      </w:r>
+      <w:r>
+        <w:t xml:space="preserve"> </w:t>
+      </w:r>
+      <w:r>
+        <w:t xml:space="preserve">award</w:t>
+      </w:r>
+      <w:r>
+        <w:t xml:space="preserve"> </w:t>
+      </w:r>
+      <w:r>
+        <w:t xml:space="preserve">of</w:t>
+      </w:r>
+      <w:r>
+        <w:t xml:space="preserve"> </w:t>
+      </w:r>
+      <w:r>
+        <w:t xml:space="preserve">statutory</w:t>
+      </w:r>
+      <w:r>
+        <w:t xml:space="preserve"> </w:t>
+      </w:r>
+      <w:r>
+        <w:t xml:space="preserve">damages</w:t>
+      </w:r>
+      <w:r>
+        <w:t xml:space="preserve"> </w:t>
+      </w:r>
+      <w:r>
+        <w:t xml:space="preserve">pursuant</w:t>
+      </w:r>
+      <w:r>
+        <w:t xml:space="preserve"> </w:t>
+      </w:r>
+      <w:r>
+        <w:t xml:space="preserve">to</w:t>
+      </w:r>
+      <w:r>
+        <w:t xml:space="preserve"> </w:t>
+      </w:r>
+      <w:r>
+        <w:t xml:space="preserve">17</w:t>
+      </w:r>
+      <w:r>
+        <w:t xml:space="preserve"> </w:t>
+      </w:r>
+      <w:r>
+        <w:t xml:space="preserve">U.S.C.</w:t>
+      </w:r>
+      <w:r>
+        <w:t xml:space="preserve"> </w:t>
+      </w:r>
+      <w:r>
+        <w:t xml:space="preserve">§</w:t>
+      </w:r>
+      <w:r>
+        <w:t xml:space="preserve"> </w:t>
+      </w:r>
+      <w:r>
+        <w:t xml:space="preserve">504(c)</w:t>
+      </w:r>
+      <w:r>
+        <w:t xml:space="preserve"> </w:t>
+      </w:r>
+      <w:r>
+        <w:t xml:space="preserve">as</w:t>
+      </w:r>
+      <w:r>
+        <w:t xml:space="preserve"> </w:t>
+      </w:r>
+      <w:r>
+        <w:t xml:space="preserve">to</w:t>
+      </w:r>
+      <w:r>
+        <w:t xml:space="preserve"> </w:t>
+      </w:r>
+      <w:r>
+        <w:t xml:space="preserve">any</w:t>
+      </w:r>
+      <w:r>
+        <w:t xml:space="preserve"> </w:t>
+      </w:r>
+      <w:r>
+        <w:t xml:space="preserve">act</w:t>
+      </w:r>
+      <w:r>
+        <w:t xml:space="preserve"> </w:t>
+      </w:r>
+      <w:r>
+        <w:t xml:space="preserve">of</w:t>
+      </w:r>
+      <w:r>
+        <w:t xml:space="preserve"> </w:t>
+      </w:r>
+      <w:r>
+        <w:t xml:space="preserve">infringement</w:t>
+      </w:r>
+      <w:r>
+        <w:t xml:space="preserve"> </w:t>
+      </w:r>
+      <w:r>
+        <w:t xml:space="preserve">commenced</w:t>
+      </w:r>
+      <w:r>
+        <w:t xml:space="preserve"> </w:t>
+      </w:r>
+      <w:r>
+        <w:t xml:space="preserve">on</w:t>
+      </w:r>
+      <w:r>
+        <w:t xml:space="preserve"> </w:t>
+      </w:r>
+      <w:r>
+        <w:t xml:space="preserve">or</w:t>
+      </w:r>
+      <w:r>
+        <w:t xml:space="preserve"> </w:t>
+      </w:r>
+      <w:r>
+        <w:t xml:space="preserve">after</w:t>
+      </w:r>
+      <w:r>
+        <w:t xml:space="preserve"> </w:t>
+      </w:r>
+      <w:r>
+        <w:t xml:space="preserve">the</w:t>
+      </w:r>
+      <w:r>
+        <w:t xml:space="preserve"> </w:t>
+      </w:r>
+      <w:r>
+        <w:t xml:space="preserve">effective</w:t>
+      </w:r>
+      <w:r>
+        <w:t xml:space="preserve"> </w:t>
+      </w:r>
+      <w:r>
+        <w:t xml:space="preserve">date</w:t>
+      </w:r>
+      <w:r>
+        <w:t xml:space="preserve"> </w:t>
+      </w:r>
+      <w:r>
+        <w:t xml:space="preserve">of</w:t>
+      </w:r>
+      <w:r>
+        <w:t xml:space="preserve"> </w:t>
+      </w:r>
+      <w:r>
+        <w:t xml:space="preserve">registration,</w:t>
+      </w:r>
+      <w:r>
+        <w:t xml:space="preserve"> </w:t>
+      </w:r>
+      <w:r>
+        <w:t xml:space="preserve">including</w:t>
+      </w:r>
+      <w:r>
+        <w:t xml:space="preserve"> </w:t>
+      </w:r>
+      <w:r>
+        <w:t xml:space="preserve">enhanced</w:t>
+      </w:r>
+      <w:r>
+        <w:t xml:space="preserve"> </w:t>
+      </w:r>
+      <w:r>
+        <w:t xml:space="preserve">statutory</w:t>
+      </w:r>
+      <w:r>
+        <w:t xml:space="preserve"> </w:t>
+      </w:r>
+      <w:r>
+        <w:t xml:space="preserve">damages</w:t>
+      </w:r>
+      <w:r>
+        <w:t xml:space="preserve"> </w:t>
+      </w:r>
+      <w:r>
+        <w:t xml:space="preserve">of</w:t>
+      </w:r>
+      <w:r>
+        <w:t xml:space="preserve"> </w:t>
+      </w:r>
+      <w:r>
+        <w:t xml:space="preserve">up</w:t>
+      </w:r>
+      <w:r>
+        <w:t xml:space="preserve"> </w:t>
+      </w:r>
+      <w:r>
+        <w:t xml:space="preserve">to</w:t>
+      </w:r>
+      <w:r>
+        <w:t xml:space="preserve"> </w:t>
+      </w:r>
+      <w:r>
+        <w:t xml:space="preserve">$150,000</w:t>
+      </w:r>
+      <w:r>
+        <w:t xml:space="preserve"> </w:t>
+      </w:r>
+      <w:r>
+        <w:t xml:space="preserve">for</w:t>
+      </w:r>
+      <w:r>
+        <w:t xml:space="preserve"> </w:t>
+      </w:r>
+      <w:r>
+        <w:t xml:space="preserve">willful</w:t>
+      </w:r>
+      <w:r>
+        <w:t xml:space="preserve"> </w:t>
+      </w:r>
+      <w:r>
+        <w:t xml:space="preserve">infringement;</w:t>
+      </w:r>
+    </w:p>
+    <w:p>
+      <w:pPr>
+        <w:tabs>
+          <w:tab w:val="left" w:pos="1440"/>
+        </w:tabs>
+        <w:spacing w:before="0" w:after="0" w:line="552" w:lineRule="exact"/>
+        <w:ind w:left="1440" w:hanging="720"/>
+        <w:jc w:val="left"/>
       </w:pPr>
       <w:r>
         <w:t xml:space="preserve">F.</w:t>
@@ -1432,12 +3187,125 @@
         <w:tab/>
       </w:r>
       <w:r>
-        <w:t xml:space="preserve">An award of Plaintiff’s costs and reasonable attorneys’ fees to the fullest extent permitted by 17 U.S.C. § 505;</w:t>
-      </w:r>
-    </w:p>
-    <w:p>
-      <w:pPr>
-        <w:pStyle w:val="PrayerItem"/>
+        <w:t xml:space="preserve">An</w:t>
+      </w:r>
+      <w:r>
+        <w:t xml:space="preserve"> </w:t>
+      </w:r>
+      <w:r>
+        <w:t xml:space="preserve">award</w:t>
+      </w:r>
+      <w:r>
+        <w:t xml:space="preserve"> </w:t>
+      </w:r>
+      <w:r>
+        <w:t xml:space="preserve">of</w:t>
+      </w:r>
+      <w:r>
+        <w:t xml:space="preserve"> </w:t>
+      </w:r>
+      <w:r>
+        <w:t xml:space="preserve">Plaintiff’s</w:t>
+      </w:r>
+      <w:r>
+        <w:t xml:space="preserve"> </w:t>
+      </w:r>
+      <w:r>
+        <w:t xml:space="preserve">costs</w:t>
+      </w:r>
+      <w:r>
+        <w:t xml:space="preserve"> </w:t>
+      </w:r>
+      <w:r>
+        <w:t xml:space="preserve">and</w:t>
+      </w:r>
+      <w:r>
+        <w:t xml:space="preserve"> </w:t>
+      </w:r>
+      <w:r>
+        <w:t xml:space="preserve">reasonable</w:t>
+      </w:r>
+      <w:r>
+        <w:t xml:space="preserve"> </w:t>
+      </w:r>
+      <w:r>
+        <w:t xml:space="preserve">attorneys’</w:t>
+      </w:r>
+      <w:r>
+        <w:t xml:space="preserve"> </w:t>
+      </w:r>
+      <w:r>
+        <w:t xml:space="preserve">fees</w:t>
+      </w:r>
+      <w:r>
+        <w:t xml:space="preserve"> </w:t>
+      </w:r>
+      <w:r>
+        <w:t xml:space="preserve">to</w:t>
+      </w:r>
+      <w:r>
+        <w:t xml:space="preserve"> </w:t>
+      </w:r>
+      <w:r>
+        <w:t xml:space="preserve">the</w:t>
+      </w:r>
+      <w:r>
+        <w:t xml:space="preserve"> </w:t>
+      </w:r>
+      <w:r>
+        <w:t xml:space="preserve">fullest</w:t>
+      </w:r>
+      <w:r>
+        <w:t xml:space="preserve"> </w:t>
+      </w:r>
+      <w:r>
+        <w:t xml:space="preserve">extent</w:t>
+      </w:r>
+      <w:r>
+        <w:t xml:space="preserve"> </w:t>
+      </w:r>
+      <w:r>
+        <w:t xml:space="preserve">permitted</w:t>
+      </w:r>
+      <w:r>
+        <w:t xml:space="preserve"> </w:t>
+      </w:r>
+      <w:r>
+        <w:t xml:space="preserve">by</w:t>
+      </w:r>
+      <w:r>
+        <w:t xml:space="preserve"> </w:t>
+      </w:r>
+      <w:r>
+        <w:t xml:space="preserve">17</w:t>
+      </w:r>
+      <w:r>
+        <w:t xml:space="preserve"> </w:t>
+      </w:r>
+      <w:r>
+        <w:t xml:space="preserve">U.S.C.</w:t>
+      </w:r>
+      <w:r>
+        <w:t xml:space="preserve"> </w:t>
+      </w:r>
+      <w:r>
+        <w:t xml:space="preserve">§</w:t>
+      </w:r>
+      <w:r>
+        <w:t xml:space="preserve"> </w:t>
+      </w:r>
+      <w:r>
+        <w:t xml:space="preserve">505;</w:t>
+      </w:r>
+    </w:p>
+    <w:p>
+      <w:pPr>
+        <w:tabs>
+          <w:tab w:val="left" w:pos="1440"/>
+        </w:tabs>
+        <w:spacing w:before="0" w:after="0" w:line="552" w:lineRule="exact"/>
+        <w:ind w:left="1440" w:hanging="720"/>
+        <w:jc w:val="left"/>
       </w:pPr>
       <w:r>
         <w:t xml:space="preserve">G.</w:t>
@@ -1446,12 +3314,83 @@
         <w:tab/>
       </w:r>
       <w:r>
-        <w:t xml:space="preserve">Pre-judgment and post-judgment interest at the maximum rate allowed by law; and</w:t>
-      </w:r>
-    </w:p>
-    <w:p>
-      <w:pPr>
-        <w:pStyle w:val="PrayerItem"/>
+        <w:t xml:space="preserve">Pre-judgment</w:t>
+      </w:r>
+      <w:r>
+        <w:t xml:space="preserve"> </w:t>
+      </w:r>
+      <w:r>
+        <w:t xml:space="preserve">and</w:t>
+      </w:r>
+      <w:r>
+        <w:t xml:space="preserve"> </w:t>
+      </w:r>
+      <w:r>
+        <w:t xml:space="preserve">post-judgment</w:t>
+      </w:r>
+      <w:r>
+        <w:t xml:space="preserve"> </w:t>
+      </w:r>
+      <w:r>
+        <w:t xml:space="preserve">interest</w:t>
+      </w:r>
+      <w:r>
+        <w:t xml:space="preserve"> </w:t>
+      </w:r>
+      <w:r>
+        <w:t xml:space="preserve">at</w:t>
+      </w:r>
+      <w:r>
+        <w:t xml:space="preserve"> </w:t>
+      </w:r>
+      <w:r>
+        <w:t xml:space="preserve">the</w:t>
+      </w:r>
+      <w:r>
+        <w:t xml:space="preserve"> </w:t>
+      </w:r>
+      <w:r>
+        <w:t xml:space="preserve">maximum</w:t>
+      </w:r>
+      <w:r>
+        <w:t xml:space="preserve"> </w:t>
+      </w:r>
+      <w:r>
+        <w:t xml:space="preserve">rate</w:t>
+      </w:r>
+      <w:r>
+        <w:t xml:space="preserve"> </w:t>
+      </w:r>
+      <w:r>
+        <w:t xml:space="preserve">allowed</w:t>
+      </w:r>
+      <w:r>
+        <w:t xml:space="preserve"> </w:t>
+      </w:r>
+      <w:r>
+        <w:t xml:space="preserve">by</w:t>
+      </w:r>
+      <w:r>
+        <w:t xml:space="preserve"> </w:t>
+      </w:r>
+      <w:r>
+        <w:t xml:space="preserve">law;</w:t>
+      </w:r>
+      <w:r>
+        <w:t xml:space="preserve"> </w:t>
+      </w:r>
+      <w:r>
+        <w:t xml:space="preserve">and</w:t>
+      </w:r>
+    </w:p>
+    <w:p>
+      <w:pPr>
+        <w:tabs>
+          <w:tab w:val="left" w:pos="1440"/>
+        </w:tabs>
+        <w:spacing w:before="0" w:after="0" w:line="552" w:lineRule="exact"/>
+        <w:ind w:left="1440" w:hanging="720"/>
+        <w:jc w:val="left"/>
       </w:pPr>
       <w:r>
         <w:t xml:space="preserve">H.</w:t>
@@ -1460,27 +3399,141 @@
         <w:tab/>
       </w:r>
       <w:r>
-        <w:t xml:space="preserve">Such other and further relief as this Court deems just and proper.</w:t>
-      </w:r>
-    </w:p>
-    <w:p>
-      <w:pPr>
-        <w:pStyle w:val="Heading1"/>
-      </w:pPr>
-      <w:bookmarkStart w:id="118" w:name="_ad1b4c81e85f39efecafd954037f97eddc8ed87"/>
-      <w:r>
-        <w:t xml:space="preserve">DEMAND FOR JURY TRIAL</w:t>
-      </w:r>
-      <w:bookmarkEnd w:id="118"/>
-    </w:p>
-    <w:p>
-      <w:pPr>
-        <w:pStyle w:val="GapKeep"/>
-      </w:pPr>
-    </w:p>
-    <w:p>
-      <w:pPr>
-        <w:pStyle w:val="SignatureKeep"/>
+        <w:t xml:space="preserve">Such</w:t>
+      </w:r>
+      <w:r>
+        <w:t xml:space="preserve"> </w:t>
+      </w:r>
+      <w:r>
+        <w:t xml:space="preserve">other</w:t>
+      </w:r>
+      <w:r>
+        <w:t xml:space="preserve"> </w:t>
+      </w:r>
+      <w:r>
+        <w:t xml:space="preserve">and</w:t>
+      </w:r>
+      <w:r>
+        <w:t xml:space="preserve"> </w:t>
+      </w:r>
+      <w:r>
+        <w:t xml:space="preserve">further</w:t>
+      </w:r>
+      <w:r>
+        <w:t xml:space="preserve"> </w:t>
+      </w:r>
+      <w:r>
+        <w:t xml:space="preserve">relief</w:t>
+      </w:r>
+      <w:r>
+        <w:t xml:space="preserve"> </w:t>
+      </w:r>
+      <w:r>
+        <w:t xml:space="preserve">as</w:t>
+      </w:r>
+      <w:r>
+        <w:t xml:space="preserve"> </w:t>
+      </w:r>
+      <w:r>
+        <w:t xml:space="preserve">this</w:t>
+      </w:r>
+      <w:r>
+        <w:t xml:space="preserve"> </w:t>
+      </w:r>
+      <w:r>
+        <w:t xml:space="preserve">Court</w:t>
+      </w:r>
+      <w:r>
+        <w:t xml:space="preserve"> </w:t>
+      </w:r>
+      <w:r>
+        <w:t xml:space="preserve">deems</w:t>
+      </w:r>
+      <w:r>
+        <w:t xml:space="preserve"> </w:t>
+      </w:r>
+      <w:r>
+        <w:t xml:space="preserve">just</w:t>
+      </w:r>
+      <w:r>
+        <w:t xml:space="preserve"> </w:t>
+      </w:r>
+      <w:r>
+        <w:t xml:space="preserve">and</w:t>
+      </w:r>
+      <w:r>
+        <w:t xml:space="preserve"> </w:t>
+      </w:r>
+      <w:r>
+        <w:t xml:space="preserve">proper.</w:t>
+      </w:r>
+    </w:p>
+    <w:p>
+      <w:pPr>
+        <w:keepNext/>
+        <w:keepLines/>
+        <w:spacing w:before="276" w:after="138" w:line="276" w:lineRule="exact"/>
+        <w:ind w:left="0" w:firstLine="0"/>
+        <w:jc w:val="center"/>
+        <w:outlineLvl w:val="0"/>
+      </w:pPr>
+      <w:r>
+        <w:rPr>
+          <w:b/>
+          <w:bCs/>
+        </w:rPr>
+        <w:t xml:space="preserve">DEMAND</w:t>
+      </w:r>
+      <w:r>
+        <w:rPr>
+          <w:b/>
+          <w:bCs/>
+        </w:rPr>
+        <w:t xml:space="preserve"> </w:t>
+      </w:r>
+      <w:r>
+        <w:rPr>
+          <w:b/>
+          <w:bCs/>
+        </w:rPr>
+        <w:t xml:space="preserve">FOR</w:t>
+      </w:r>
+      <w:r>
+        <w:rPr>
+          <w:b/>
+          <w:bCs/>
+        </w:rPr>
+        <w:t xml:space="preserve"> </w:t>
+      </w:r>
+      <w:r>
+        <w:rPr>
+          <w:b/>
+          <w:bCs/>
+        </w:rPr>
+        <w:t xml:space="preserve">JURY</w:t>
+      </w:r>
+      <w:r>
+        <w:rPr>
+          <w:b/>
+          <w:bCs/>
+        </w:rPr>
+        <w:t xml:space="preserve"> </w:t>
+      </w:r>
+      <w:r>
+        <w:rPr>
+          <w:b/>
+          <w:bCs/>
+        </w:rPr>
+        <w:t xml:space="preserve">TRIAL</w:t>
+      </w:r>
+    </w:p>
+    <w:p>
+      <w:pPr>
+        <w:keepNext/>
+        <w:keepLines/>
+        <w:spacing w:before="276" w:after="0" w:line="276" w:lineRule="exact"/>
+        <w:ind w:left="4680" w:firstLine="0"/>
+        <w:jc w:val="left"/>
       </w:pPr>
       <w:r>
         <w:t xml:space="preserve">Respectfully submitted,</w:t>
@@ -1488,65 +3541,191 @@
     </w:p>
     <w:p>
       <w:pPr>
-        <w:pStyle w:val="GapKeep"/>
-      </w:pPr>
-    </w:p>
-    <w:p>
-      <w:pPr>
-        <w:pStyle w:val="SignatureKeep"/>
-      </w:pPr>
-      <w:r>
-        <w:t xml:space="preserve">/s/ Howell O’Rear</w:t>
-      </w:r>
-    </w:p>
-    <w:p>
-      <w:pPr>
-        <w:pStyle w:val="GapHalfKeep"/>
-      </w:pPr>
-    </w:p>
-    <w:p>
-      <w:pPr>
-        <w:pStyle w:val="SignatureKeep"/>
-      </w:pPr>
-      <w:r>
-        <w:t xml:space="preserve">Howell O’Rear (BPR #26509)</w:t>
-      </w:r>
-    </w:p>
-    <w:p>
-      <w:pPr>
-        <w:pStyle w:val="SignatureKeep"/>
-      </w:pPr>
-      <w:r>
-        <w:t xml:space="preserve">Seth M. McInteer (BPR #26471)</w:t>
-      </w:r>
-    </w:p>
-    <w:p>
-      <w:pPr>
-        <w:pStyle w:val="SignatureKeep"/>
-      </w:pPr>
-      <w:r>
-        <w:t xml:space="preserve">McInteer &amp; O’Rear PLC</w:t>
-      </w:r>
-    </w:p>
-    <w:p>
-      <w:pPr>
-        <w:pStyle w:val="SignatureKeep"/>
-      </w:pPr>
-      <w:r>
-        <w:t xml:space="preserve">2209 Crestmoor Rd., Ste. 310</w:t>
-      </w:r>
-    </w:p>
-    <w:p>
-      <w:pPr>
-        <w:pStyle w:val="SignatureKeep"/>
-      </w:pPr>
-      <w:r>
-        <w:t xml:space="preserve">Nashville, TN 37215</w:t>
-      </w:r>
-    </w:p>
-    <w:p>
-      <w:pPr>
-        <w:pStyle w:val="SignatureKeep"/>
+        <w:keepNext/>
+        <w:keepLines/>
+        <w:spacing w:before="276" w:after="0" w:line="276" w:lineRule="exact"/>
+        <w:ind w:left="4680" w:firstLine="0"/>
+        <w:jc w:val="left"/>
+      </w:pPr>
+      <w:r>
+        <w:t xml:space="preserve">/​​s/</w:t>
+      </w:r>
+      <w:r>
+        <w:t xml:space="preserve"> </w:t>
+      </w:r>
+      <w:r>
+        <w:t xml:space="preserve">Howell</w:t>
+      </w:r>
+      <w:r>
+        <w:t xml:space="preserve"> </w:t>
+      </w:r>
+      <w:r>
+        <w:t xml:space="preserve">O’Rear</w:t>
+      </w:r>
+    </w:p>
+    <w:p>
+      <w:pPr>
+        <w:keepNext/>
+        <w:keepLines/>
+        <w:spacing w:before="138" w:after="0" w:line="276" w:lineRule="exact"/>
+        <w:ind w:left="4680" w:firstLine="0"/>
+        <w:jc w:val="left"/>
+      </w:pPr>
+      <w:r>
+        <w:t xml:space="preserve">Howell</w:t>
+      </w:r>
+      <w:r>
+        <w:t xml:space="preserve"> </w:t>
+      </w:r>
+      <w:r>
+        <w:t xml:space="preserve">O’Rear</w:t>
+      </w:r>
+      <w:r>
+        <w:t xml:space="preserve"> </w:t>
+      </w:r>
+      <w:r>
+        <w:t xml:space="preserve">(BPR</w:t>
+      </w:r>
+      <w:r>
+        <w:t xml:space="preserve"> </w:t>
+      </w:r>
+      <w:r>
+        <w:t xml:space="preserve">#26509)</w:t>
+      </w:r>
+    </w:p>
+    <w:p>
+      <w:pPr>
+        <w:keepNext/>
+        <w:keepLines/>
+        <w:spacing w:before="0" w:after="0" w:line="276" w:lineRule="exact"/>
+        <w:ind w:left="4680" w:firstLine="0"/>
+        <w:jc w:val="left"/>
+      </w:pPr>
+      <w:r>
+        <w:t xml:space="preserve">Seth</w:t>
+      </w:r>
+      <w:r>
+        <w:t xml:space="preserve"> </w:t>
+      </w:r>
+      <w:r>
+        <w:t xml:space="preserve">M.</w:t>
+      </w:r>
+      <w:r>
+        <w:t xml:space="preserve"> </w:t>
+      </w:r>
+      <w:r>
+        <w:t xml:space="preserve">McInteer</w:t>
+      </w:r>
+      <w:r>
+        <w:t xml:space="preserve"> </w:t>
+      </w:r>
+      <w:r>
+        <w:t xml:space="preserve">(BPR</w:t>
+      </w:r>
+      <w:r>
+        <w:t xml:space="preserve"> </w:t>
+      </w:r>
+      <w:r>
+        <w:t xml:space="preserve">#26471)</w:t>
+      </w:r>
+    </w:p>
+    <w:p>
+      <w:pPr>
+        <w:keepNext/>
+        <w:keepLines/>
+        <w:spacing w:before="0" w:after="0" w:line="276" w:lineRule="exact"/>
+        <w:ind w:left="4680" w:firstLine="0"/>
+        <w:jc w:val="left"/>
+      </w:pPr>
+      <w:r>
+        <w:t xml:space="preserve">McInteer</w:t>
+      </w:r>
+      <w:r>
+        <w:t xml:space="preserve"> </w:t>
+      </w:r>
+      <w:r>
+        <w:t xml:space="preserve">&amp;</w:t>
+      </w:r>
+      <w:r>
+        <w:t xml:space="preserve"> </w:t>
+      </w:r>
+      <w:r>
+        <w:t xml:space="preserve">O’Rear</w:t>
+      </w:r>
+      <w:r>
+        <w:t xml:space="preserve"> </w:t>
+      </w:r>
+      <w:r>
+        <w:t xml:space="preserve">PLC</w:t>
+      </w:r>
+    </w:p>
+    <w:p>
+      <w:pPr>
+        <w:keepNext/>
+        <w:keepLines/>
+        <w:spacing w:before="0" w:after="0" w:line="276" w:lineRule="exact"/>
+        <w:ind w:left="4680" w:firstLine="0"/>
+        <w:jc w:val="left"/>
+      </w:pPr>
+      <w:r>
+        <w:t xml:space="preserve">2209</w:t>
+      </w:r>
+      <w:r>
+        <w:t xml:space="preserve"> </w:t>
+      </w:r>
+      <w:r>
+        <w:t xml:space="preserve">Crestmoor</w:t>
+      </w:r>
+      <w:r>
+        <w:t xml:space="preserve"> </w:t>
+      </w:r>
+      <w:r>
+        <w:t xml:space="preserve">Rd.,</w:t>
+      </w:r>
+      <w:r>
+        <w:t xml:space="preserve"> </w:t>
+      </w:r>
+      <w:r>
+        <w:t xml:space="preserve">Ste.</w:t>
+      </w:r>
+      <w:r>
+        <w:t xml:space="preserve"> </w:t>
+      </w:r>
+      <w:r>
+        <w:t xml:space="preserve">310</w:t>
+      </w:r>
+    </w:p>
+    <w:p>
+      <w:pPr>
+        <w:keepNext/>
+        <w:keepLines/>
+        <w:spacing w:before="0" w:after="0" w:line="276" w:lineRule="exact"/>
+        <w:ind w:left="4680" w:firstLine="0"/>
+        <w:jc w:val="left"/>
+      </w:pPr>
+      <w:r>
+        <w:t xml:space="preserve">Nashville,</w:t>
+      </w:r>
+      <w:r>
+        <w:t xml:space="preserve"> </w:t>
+      </w:r>
+      <w:r>
+        <w:t xml:space="preserve">TN</w:t>
+      </w:r>
+      <w:r>
+        <w:t xml:space="preserve"> </w:t>
+      </w:r>
+      <w:r>
+        <w:t xml:space="preserve">37215</w:t>
+      </w:r>
+    </w:p>
+    <w:p>
+      <w:pPr>
+        <w:keepNext/>
+        <w:keepLines/>
+        <w:spacing w:before="0" w:after="0" w:line="276" w:lineRule="exact"/>
+        <w:ind w:left="4680" w:firstLine="0"/>
+        <w:jc w:val="left"/>
       </w:pPr>
       <w:r>
         <w:t xml:space="preserve">howell@mcolawfirm.com</w:t>
@@ -1554,7 +3733,11 @@
     </w:p>
     <w:p>
       <w:pPr>
-        <w:pStyle w:val="SignatureKeep"/>
+        <w:keepNext/>
+        <w:keepLines/>
+        <w:spacing w:before="0" w:after="0" w:line="276" w:lineRule="exact"/>
+        <w:ind w:left="4680" w:firstLine="0"/>
+        <w:jc w:val="left"/>
       </w:pPr>
       <w:r>
         <w:t xml:space="preserve">seth@mcolawfirm.com</w:t>
@@ -1562,35 +3745,86 @@
     </w:p>
     <w:p>
       <w:pPr>
-        <w:pStyle w:val="SignatureKeep"/>
-      </w:pPr>
-      <w:r>
-        <w:t xml:space="preserve">Ph. 615-724-6207</w:t>
-      </w:r>
-    </w:p>
-    <w:p>
-      <w:pPr>
-        <w:pStyle w:val="SignatureKeep"/>
-      </w:pPr>
-      <w:r>
-        <w:t xml:space="preserve">Fax 615-523-1311</w:t>
-      </w:r>
-    </w:p>
-    <w:p>
-      <w:pPr>
-        <w:pStyle w:val="Signature"/>
-      </w:pPr>
-      <w:r>
-        <w:t xml:space="preserve">Counsel for Plaintiff DOGE LLC</w:t>
+        <w:keepNext/>
+        <w:keepLines/>
+        <w:spacing w:before="0" w:after="0" w:line="276" w:lineRule="exact"/>
+        <w:ind w:left="4680" w:firstLine="0"/>
+        <w:jc w:val="left"/>
+      </w:pPr>
+      <w:r>
+        <w:t xml:space="preserve">Ph.</w:t>
+      </w:r>
+      <w:r>
+        <w:t xml:space="preserve"> </w:t>
+      </w:r>
+      <w:r>
+        <w:t xml:space="preserve">615</w:t>
+        <w:noBreakHyphen/>
+        <w:t xml:space="preserve">724</w:t>
+        <w:noBreakHyphen/>
+        <w:t xml:space="preserve">6207</w:t>
+      </w:r>
+    </w:p>
+    <w:p>
+      <w:pPr>
+        <w:keepNext/>
+        <w:keepLines/>
+        <w:spacing w:before="0" w:after="0" w:line="276" w:lineRule="exact"/>
+        <w:ind w:left="4680" w:firstLine="0"/>
+        <w:jc w:val="left"/>
+      </w:pPr>
+      <w:r>
+        <w:t xml:space="preserve">Fax</w:t>
+      </w:r>
+      <w:r>
+        <w:t xml:space="preserve"> </w:t>
+      </w:r>
+      <w:r>
+        <w:t xml:space="preserve">615</w:t>
+        <w:noBreakHyphen/>
+        <w:t xml:space="preserve">523</w:t>
+        <w:noBreakHyphen/>
+        <w:t xml:space="preserve">1311</w:t>
+      </w:r>
+    </w:p>
+    <w:p>
+      <w:pPr>
+        <w:spacing w:before="0" w:after="0" w:line="276" w:lineRule="exact"/>
+        <w:ind w:left="4680" w:firstLine="0"/>
+        <w:jc w:val="left"/>
+      </w:pPr>
+      <w:r>
+        <w:t xml:space="preserve">Counsel</w:t>
+      </w:r>
+      <w:r>
+        <w:t xml:space="preserve"> </w:t>
+      </w:r>
+      <w:r>
+        <w:t xml:space="preserve">for</w:t>
+      </w:r>
+      <w:r>
+        <w:t xml:space="preserve"> </w:t>
+      </w:r>
+      <w:r>
+        <w:t xml:space="preserve">Plaintiff</w:t>
+      </w:r>
+      <w:r>
+        <w:t xml:space="preserve"> </w:t>
+      </w:r>
+      <w:r>
+        <w:t xml:space="preserve">DOGE</w:t>
+      </w:r>
+      <w:r>
+        <w:t xml:space="preserve"> </w:t>
+      </w:r>
+      <w:r>
+        <w:t xml:space="preserve">LLC</w:t>
       </w:r>
     </w:p>
     <w:sectPr>
-      <w:footerReference w:type="default" r:id="rId100"/>
-      <w:footnotePr>
-        <w:numRestart w:val="eachSect"/>
-      </w:footnotePr>
+      <w:footerReference w:type="default" r:id="rIdFooter1"/>
       <w:pgSz w:w="12240" w:h="15840"/>
-      <w:pgMar w:top="1440" w:right="1440" w:bottom="1440" w:left="1440" w:header="720" w:footer="648" w:gutter="0"/>
+      <w:pgMar w:top="1440" w:right="1440" w:bottom="1440" w:left="1440" w:header="720" w:footer="735" w:gutter="0"/>
     </w:sectPr>
   </w:body>
 </w:document>
@@ -1604,7 +3838,7 @@
 <w:ftr xmlns:w="http://schemas.openxmlformats.org/wordprocessingml/2006/main" xmlns:r="http://schemas.openxmlformats.org/officeDocument/2006/relationships">
   <w:p>
     <w:pPr>
-      <w:pStyle w:val="Single"/>
+      <w:spacing w:before="0" w:after="0" w:line="276" w:lineRule="exact"/>
       <w:jc w:val="center"/>
     </w:pPr>
     <w:r>
@@ -1730,301 +3964,726 @@
 </file>
 
 <file path=word/styles.xml><?xml version="1.0" encoding="utf-8"?>
-<w:styles xmlns:w="http://schemas.openxmlformats.org/wordprocessingml/2006/main" xmlns:r="http://schemas.openxmlformats.org/officeDocument/2006/relationships">
+<w:styles xmlns:r="http://schemas.openxmlformats.org/officeDocument/2006/relationships" xmlns:w="http://schemas.openxmlformats.org/wordprocessingml/2006/main">
   <w:docDefaults>
     <w:rPrDefault>
       <w:rPr>
-        <w:rFonts w:ascii="EB Garamond" w:hAnsi="EB Garamond" w:eastAsia="EB Garamond" w:cs="EB Garamond"/>
-        <w:sz w:val="26"/>
-        <w:szCs w:val="26"/>
-        <w:lang w:val="en-US" w:eastAsia="en-US" w:bidi="ar-SA"/>
+        <w:rFonts w:ascii="Times New Roman" w:hAnsi="Times New Roman" w:eastAsia="Times New Roman" w:cs="Times New Roman"/>
+        <w:sz w:val="24"/>
+        <w:szCs w:val="24"/>
+        <w:lang w:val="en-US" w:eastAsia="zh-CN" w:bidi="ar-SA"/>
       </w:rPr>
     </w:rPrDefault>
     <w:pPrDefault>
       <w:pPr>
-        <w:spacing w:before="0" w:after="0" w:line="300" w:lineRule="exact"/>
+        <w:widowControl/>
+        <w:spacing w:after="0"/>
       </w:pPr>
     </w:pPrDefault>
   </w:docDefaults>
+  <w:latentStyles w:defLockedState="0" w:defUIPriority="0" w:defSemiHidden="0" w:defUnhideWhenUsed="0" w:defQFormat="0" w:count="276"/>
   <w:style w:type="paragraph" w:default="1" w:styleId="Normal">
     <w:name w:val="Normal"/>
     <w:qFormat/>
-    <w:pPr>
-      <w:spacing w:before="0" w:after="0" w:line="300" w:lineRule="exact"/>
-      <w:ind w:firstLine="0"/>
-      <w:jc w:val="left"/>
-    </w:pPr>
-    <w:rPr>
-      <w:rFonts w:ascii="EB Garamond" w:hAnsi="EB Garamond" w:eastAsia="EB Garamond" w:cs="EB Garamond"/>
-      <w:sz w:val="26"/>
-      <w:szCs w:val="26"/>
-    </w:rPr>
-  </w:style>
-  <w:style w:type="character" w:default="1" w:styleId="DefaultParagraphFont">
-    <w:name w:val="Default Paragraph Font"/>
-    <w:uiPriority w:val="1"/>
-    <w:semiHidden/>
-    <w:unhideWhenUsed/>
-  </w:style>
-  <w:style w:type="table" w:default="1" w:styleId="TableNormal">
-    <w:name w:val="Normal Table"/>
-    <w:uiPriority w:val="99"/>
-    <w:semiHidden/>
-    <w:unhideWhenUsed/>
-    <w:tblPr>
-      <w:tblInd w:w="0" w:type="dxa"/>
-      <w:tblCellMar>
-        <w:top w:w="0" w:type="dxa"/>
-        <w:left w:w="0" w:type="dxa"/>
-        <w:bottom w:w="0" w:type="dxa"/>
-        <w:right w:w="0" w:type="dxa"/>
-      </w:tblCellMar>
-    </w:tblPr>
-  </w:style>
-  <w:style w:type="table" w:styleId="Table">
-    <w:name w:val="Table"/>
-    <w:basedOn w:val="TableNormal"/>
-    <w:tblPr>
-      <w:tblBorders>
-        <w:top w:val="nil"/>
-        <w:left w:val="nil"/>
-        <w:bottom w:val="nil"/>
-        <w:right w:val="nil"/>
-        <w:insideH w:val="nil"/>
-        <w:insideV w:val="nil"/>
-      </w:tblBorders>
-      <w:tblCellMar>
-        <w:top w:w="0" w:type="dxa"/>
-        <w:left w:w="0" w:type="dxa"/>
-        <w:bottom w:w="0" w:type="dxa"/>
-        <w:right w:w="0" w:type="dxa"/>
-      </w:tblCellMar>
-    </w:tblPr>
   </w:style>
   <w:style w:type="paragraph" w:styleId="BodyText">
     <w:name w:val="Body Text"/>
     <w:basedOn w:val="Normal"/>
+    <w:link w:val="BodyTextChar"/>
     <w:qFormat/>
     <w:pPr>
       <w:spacing w:before="0" w:after="0" w:line="552" w:lineRule="exact"/>
       <w:ind w:firstLine="720"/>
     </w:pPr>
   </w:style>
-  <w:style w:type="paragraph" w:styleId="FirstParagraph">
+  <w:style w:type="paragraph" w:customStyle="1" w:styleId="FirstParagraph">
     <w:name w:val="First Paragraph"/>
     <w:basedOn w:val="BodyText"/>
     <w:next w:val="BodyText"/>
     <w:qFormat/>
   </w:style>
-  <w:style w:type="paragraph" w:styleId="Compact">
+  <w:style w:type="paragraph" w:customStyle="1" w:styleId="Compact">
     <w:name w:val="Compact"/>
+    <w:basedOn w:val="BodyText"/>
+    <w:qFormat/>
+    <w:pPr>
+      <w:spacing w:before="36" w:after="36"/>
+    </w:pPr>
+  </w:style>
+  <w:style w:type="paragraph" w:styleId="Title">
+    <w:name w:val="Title"/>
     <w:basedOn w:val="Normal"/>
+    <w:next w:val="BodyText"/>
+    <w:link w:val="TitleChar"/>
+    <w:uiPriority w:val="10"/>
     <w:qFormat/>
+    <w:rsid w:val="00A10FD9"/>
+    <w:pPr>
+      <w:spacing w:after="80" w:line="240" w:lineRule="auto"/>
+      <w:contextualSpacing/>
+      <w:jc w:val="center"/>
+    </w:pPr>
+    <w:rPr>
+      <w:rFonts w:asciiTheme="majorHAnsi" w:eastAsiaTheme="majorEastAsia" w:hAnsiTheme="majorHAnsi" w:cstheme="majorBidi"/>
+      <w:sz w:val="56"/>
+      <w:szCs w:val="56"/>
+    </w:rPr>
+  </w:style>
+  <w:style w:type="character" w:customStyle="1" w:styleId="TitleChar">
+    <w:name w:val="Title Char"/>
+    <w:basedOn w:val="DefaultParagraphFont"/>
+    <w:link w:val="Title"/>
+    <w:uiPriority w:val="10"/>
+    <w:rsid w:val="00A10FD9"/>
+    <w:rPr>
+      <w:rFonts w:asciiTheme="majorHAnsi" w:eastAsiaTheme="majorEastAsia" w:hAnsiTheme="majorHAnsi" w:cstheme="majorBidi"/>
+      <w:sz w:val="56"/>
+      <w:szCs w:val="56"/>
+    </w:rPr>
+  </w:style>
+  <w:style w:type="paragraph" w:styleId="Subtitle">
+    <w:name w:val="Subtitle"/>
+    <w:basedOn w:val="Title"/>
+    <w:next w:val="BodyText"/>
+    <w:link w:val="SubtitleChar"/>
+    <w:uiPriority w:val="11"/>
+    <w:qFormat/>
+    <w:rsid w:val="00A10FD9"/>
+    <w:pPr>
+      <w:numPr>
+        <w:ilvl w:val="1"/>
+      </w:numPr>
+    </w:pPr>
+    <w:rPr>
+      <w:rFonts w:eastAsiaTheme="majorEastAsia" w:cstheme="majorBidi"/>
+      <w:spacing w:val="15"/>
+      <w:sz w:val="28"/>
+      <w:szCs w:val="28"/>
+    </w:rPr>
+  </w:style>
+  <w:style w:type="character" w:customStyle="1" w:styleId="SubtitleChar">
+    <w:name w:val="Subtitle Char"/>
+    <w:basedOn w:val="DefaultParagraphFont"/>
+    <w:link w:val="Subtitle"/>
+    <w:uiPriority w:val="11"/>
+    <w:rsid w:val="00A10FD9"/>
+    <w:rPr>
+      <w:rFonts w:eastAsiaTheme="majorEastAsia" w:cstheme="majorBidi"/>
+      <w:color w:val="595959" w:themeColor="text1" w:themeTint="A6"/>
+      <w:spacing w:val="15"/>
+      <w:sz w:val="28"/>
+      <w:szCs w:val="28"/>
+    </w:rPr>
+  </w:style>
+  <w:style w:type="paragraph" w:customStyle="1" w:styleId="Author">
+    <w:name w:val="Author"/>
+    <w:basedOn w:val="Title"/>
+    <w:next w:val="BodyText"/>
+    <w:qFormat/>
+    <w:pPr>
+      <w:keepNext/>
+      <w:keepLines/>
+    </w:pPr>
+    <w:rPr>
+      <w:sz w:val="24"/>
+      <w:szCs w:val="24"/>
+    </w:rPr>
+  </w:style>
+  <w:style w:type="paragraph" w:styleId="Date">
+    <w:name w:val="Date"/>
+    <w:basedOn w:val="Title"/>
+    <w:next w:val="BodyText"/>
+    <w:qFormat/>
+    <w:pPr>
+      <w:keepNext/>
+      <w:keepLines/>
+    </w:pPr>
+    <w:rPr>
+      <w:sz w:val="24"/>
+      <w:szCs w:val="24"/>
+    </w:rPr>
+  </w:style>
+  <w:style w:type="paragraph" w:customStyle="1" w:styleId="AbstractTitle">
+    <w:name w:val="Abstract Title"/>
+    <w:basedOn w:val="Normal"/>
+    <w:next w:val="Abstract"/>
+    <w:qFormat/>
+    <w:pPr>
+      <w:keepNext/>
+      <w:keepLines/>
+      <w:spacing w:before="300" w:after="0"/>
+      <w:jc w:val="center"/>
+    </w:pPr>
+    <w:rPr>
+      <w:b/>
+      <w:sz w:val="20"/>
+      <w:szCs w:val="20"/>
+    </w:rPr>
+  </w:style>
+  <w:style w:type="paragraph" w:customStyle="1" w:styleId="Abstract">
+    <w:name w:val="Abstract"/>
+    <w:basedOn w:val="Normal"/>
+    <w:next w:val="BodyText"/>
+    <w:qFormat/>
+    <w:pPr>
+      <w:keepNext/>
+      <w:keepLines/>
+      <w:spacing w:before="100" w:after="300"/>
+    </w:pPr>
+    <w:rPr>
+      <w:sz w:val="20"/>
+      <w:szCs w:val="20"/>
+    </w:rPr>
+  </w:style>
+  <w:style w:type="paragraph" w:styleId="Bibliography">
+    <w:name w:val="Bibliography"/>
+    <w:basedOn w:val="Normal"/>
+    <w:next w:val="Bibliography"/>
+    <w:qFormat/>
+    <w:pPr/>
+    <w:rPr/>
   </w:style>
   <w:style w:type="paragraph" w:styleId="Heading1">
     <w:name w:val="heading 1"/>
     <w:basedOn w:val="Normal"/>
     <w:next w:val="BodyText"/>
+    <w:link w:val="Heading1Char"/>
     <w:uiPriority w:val="9"/>
     <w:qFormat/>
+    <w:rsid w:val="00A10FD9"/>
     <w:pPr>
       <w:keepNext/>
       <w:keepLines/>
-      <w:spacing w:before="383" w:after="383" w:line="300" w:lineRule="atLeast"/>
+      <w:spacing w:before="0" w:after="0" w:line="276" w:lineRule="exact"/>
       <w:ind w:firstLine="0"/>
       <w:jc w:val="center"/>
       <w:outlineLvl w:val="0"/>
     </w:pPr>
     <w:rPr>
+      <w:rFonts w:ascii="Times New Roman" w:hAnsi="Times New Roman" w:eastAsia="Times New Roman" w:cs="Times New Roman"/>
       <w:b/>
       <w:bCs/>
-      <w:sz w:val="36"/>
-      <w:szCs w:val="36"/>
+      <w:caps/>
+      <w:color w:val="000000"/>
+      <w:sz w:val="24"/>
+      <w:szCs w:val="24"/>
     </w:rPr>
   </w:style>
   <w:style w:type="paragraph" w:styleId="Heading2">
     <w:name w:val="heading 2"/>
     <w:basedOn w:val="Normal"/>
+    <w:next w:val="BodyText"/>
+    <w:link w:val="Heading2Char"/>
+    <w:uiPriority w:val="9"/>
+    <w:semiHidden/>
+    <w:unhideWhenUsed/>
+    <w:qFormat/>
+    <w:rsid w:val="00A10FD9"/>
+    <w:pPr>
+      <w:keepNext/>
+      <w:keepLines/>
+      <w:spacing w:before="0" w:after="0" w:line="276" w:lineRule="exact"/>
+      <w:ind w:firstLine="0"/>
+      <w:outlineLvl w:val="1"/>
+    </w:pPr>
+    <w:rPr>
+      <w:rFonts w:ascii="Times New Roman" w:hAnsi="Times New Roman" w:eastAsia="Times New Roman" w:cs="Times New Roman"/>
+      <w:b/>
+      <w:bCs/>
+      <w:color w:val="000000"/>
+      <w:sz w:val="24"/>
+      <w:szCs w:val="24"/>
+    </w:rPr>
+  </w:style>
+  <w:style w:type="paragraph" w:styleId="Heading3">
+    <w:name w:val="heading 3"/>
+    <w:basedOn w:val="Normal"/>
+    <w:next w:val="BodyText"/>
+    <w:link w:val="Heading3Char"/>
+    <w:uiPriority w:val="9"/>
+    <w:semiHidden/>
+    <w:unhideWhenUsed/>
+    <w:qFormat/>
+    <w:rsid w:val="00A10FD9"/>
+    <w:pPr>
+      <w:keepNext/>
+      <w:keepLines/>
+      <w:spacing w:before="0" w:after="0" w:line="276" w:lineRule="exact"/>
+      <w:ind w:firstLine="0"/>
+      <w:outlineLvl w:val="2"/>
+    </w:pPr>
+    <w:rPr>
+      <w:rFonts w:ascii="Times New Roman" w:hAnsi="Times New Roman" w:eastAsia="Times New Roman" w:cs="Times New Roman"/>
+      <w:b/>
+      <w:bCs/>
+      <w:color w:val="000000"/>
+      <w:sz w:val="24"/>
+      <w:szCs w:val="24"/>
+    </w:rPr>
+  </w:style>
+  <w:style w:type="paragraph" w:styleId="Heading4">
+    <w:name w:val="heading 4"/>
+    <w:basedOn w:val="Normal"/>
+    <w:next w:val="BodyText"/>
+    <w:link w:val="Heading4Char"/>
+    <w:uiPriority w:val="9"/>
+    <w:semiHidden/>
+    <w:unhideWhenUsed/>
+    <w:qFormat/>
+    <w:rsid w:val="00A10FD9"/>
+    <w:pPr>
+      <w:keepNext/>
+      <w:keepLines/>
+      <w:spacing w:before="0" w:after="0" w:line="276" w:lineRule="exact"/>
+      <w:ind w:firstLine="0"/>
+      <w:outlineLvl w:val="3"/>
+    </w:pPr>
+    <w:rPr>
+      <w:rFonts w:ascii="Times New Roman" w:hAnsi="Times New Roman" w:eastAsia="Times New Roman" w:cs="Times New Roman"/>
+      <w:b/>
+      <w:bCs/>
+      <w:i/>
+      <w:color w:val="000000"/>
+      <w:sz w:val="24"/>
+      <w:szCs w:val="24"/>
+    </w:rPr>
+  </w:style>
+  <w:style w:type="paragraph" w:styleId="Heading5">
+    <w:name w:val="heading 5"/>
+    <w:basedOn w:val="Normal"/>
+    <w:next w:val="BodyText"/>
+    <w:link w:val="Heading5Char"/>
+    <w:uiPriority w:val="9"/>
+    <w:semiHidden/>
+    <w:unhideWhenUsed/>
+    <w:qFormat/>
+    <w:rsid w:val="00A10FD9"/>
+    <w:pPr>
+      <w:keepNext/>
+      <w:keepLines/>
+      <w:spacing w:before="0" w:after="0" w:line="276" w:lineRule="exact"/>
+      <w:ind w:firstLine="0"/>
+      <w:outlineLvl w:val="4"/>
+    </w:pPr>
+    <w:rPr>
+      <w:rFonts w:ascii="Times New Roman" w:hAnsi="Times New Roman" w:eastAsia="Times New Roman" w:cs="Times New Roman"/>
+      <w:b/>
+      <w:bCs/>
+      <w:i/>
+      <w:color w:val="000000"/>
+      <w:sz w:val="24"/>
+      <w:szCs w:val="24"/>
+    </w:rPr>
+  </w:style>
+  <w:style w:type="paragraph" w:styleId="Heading6">
+    <w:name w:val="heading 6"/>
+    <w:basedOn w:val="Normal"/>
+    <w:next w:val="BodyText"/>
+    <w:link w:val="Heading6Char"/>
+    <w:uiPriority w:val="9"/>
+    <w:semiHidden/>
+    <w:unhideWhenUsed/>
+    <w:qFormat/>
+    <w:rsid w:val="00A10FD9"/>
+    <w:pPr>
+      <w:keepNext/>
+      <w:keepLines/>
+      <w:spacing w:before="40" w:after="0"/>
+      <w:outlineLvl w:val="5"/>
+    </w:pPr>
+    <w:rPr>
+      <w:rFonts w:eastAsiaTheme="majorEastAsia" w:cstheme="majorBidi"/>
+      <w:i/>
+      <w:iCs/>
+      <w:color w:val="595959" w:themeColor="text1" w:themeTint="A6"/>
+    </w:rPr>
+  </w:style>
+  <w:style w:type="paragraph" w:styleId="Heading7">
+    <w:name w:val="heading 7"/>
+    <w:basedOn w:val="Normal"/>
+    <w:next w:val="BodyText"/>
+    <w:link w:val="Heading7Char"/>
+    <w:uiPriority w:val="9"/>
+    <w:semiHidden/>
+    <w:unhideWhenUsed/>
+    <w:qFormat/>
+    <w:rsid w:val="00A10FD9"/>
+    <w:pPr>
+      <w:keepNext/>
+      <w:keepLines/>
+      <w:spacing w:before="40" w:after="0"/>
+      <w:outlineLvl w:val="6"/>
+    </w:pPr>
+    <w:rPr>
+      <w:rFonts w:eastAsiaTheme="majorEastAsia" w:cstheme="majorBidi"/>
+      <w:color w:val="595959" w:themeColor="text1" w:themeTint="A6"/>
+    </w:rPr>
+  </w:style>
+  <w:style w:type="paragraph" w:styleId="Heading8">
+    <w:name w:val="heading 8"/>
+    <w:basedOn w:val="Normal"/>
+    <w:next w:val="BodyText"/>
+    <w:link w:val="Heading8Char"/>
+    <w:uiPriority w:val="9"/>
+    <w:semiHidden/>
+    <w:unhideWhenUsed/>
+    <w:qFormat/>
+    <w:rsid w:val="00A10FD9"/>
+    <w:pPr>
+      <w:keepNext/>
+      <w:keepLines/>
+      <w:spacing w:after="0"/>
+      <w:outlineLvl w:val="7"/>
+    </w:pPr>
+    <w:rPr>
+      <w:rFonts w:eastAsiaTheme="majorEastAsia" w:cstheme="majorBidi"/>
+      <w:i/>
+      <w:iCs/>
+      <w:color w:val="272727" w:themeColor="text1" w:themeTint="D8"/>
+    </w:rPr>
+  </w:style>
+  <w:style w:type="paragraph" w:styleId="Heading9">
+    <w:name w:val="heading 9"/>
+    <w:basedOn w:val="Normal"/>
+    <w:next w:val="BodyText"/>
+    <w:link w:val="Heading9Char"/>
+    <w:uiPriority w:val="9"/>
+    <w:semiHidden/>
+    <w:unhideWhenUsed/>
+    <w:qFormat/>
+    <w:rsid w:val="00A10FD9"/>
+    <w:pPr>
+      <w:keepNext/>
+      <w:keepLines/>
+      <w:spacing w:after="0"/>
+      <w:outlineLvl w:val="8"/>
+    </w:pPr>
+    <w:rPr>
+      <w:rFonts w:eastAsiaTheme="majorEastAsia" w:cstheme="majorBidi"/>
+      <w:color w:val="272727" w:themeColor="text1" w:themeTint="D8"/>
+    </w:rPr>
+  </w:style>
+  <w:style w:type="character" w:customStyle="1" w:styleId="Heading1Char">
+    <w:name w:val="Heading 1 Char"/>
+    <w:basedOn w:val="DefaultParagraphFont"/>
+    <w:link w:val="Heading1"/>
+    <w:uiPriority w:val="9"/>
+    <w:rsid w:val="00A10FD9"/>
+    <w:rPr>
+      <w:rFonts w:asciiTheme="majorHAnsi" w:eastAsiaTheme="majorEastAsia" w:hAnsiTheme="majorHAnsi" w:cstheme="majorBidi"/>
+      <w:color w:val="0F4761" w:themeColor="accent1" w:themeShade="BF"/>
+      <w:sz w:val="40"/>
+      <w:szCs w:val="40"/>
+    </w:rPr>
+  </w:style>
+  <w:style w:type="character" w:customStyle="1" w:styleId="Heading2Char">
+    <w:name w:val="Heading 2 Char"/>
+    <w:basedOn w:val="DefaultParagraphFont"/>
+    <w:link w:val="Heading2"/>
+    <w:uiPriority w:val="9"/>
+    <w:semiHidden/>
+    <w:rsid w:val="00A10FD9"/>
+    <w:rPr>
+      <w:rFonts w:asciiTheme="majorHAnsi" w:eastAsiaTheme="majorEastAsia" w:hAnsiTheme="majorHAnsi" w:cstheme="majorBidi"/>
+      <w:color w:val="0F4761" w:themeColor="accent1" w:themeShade="BF"/>
+      <w:sz w:val="32"/>
+      <w:szCs w:val="32"/>
+    </w:rPr>
+  </w:style>
+  <w:style w:type="character" w:customStyle="1" w:styleId="Heading3Char">
+    <w:name w:val="Heading 3 Char"/>
+    <w:basedOn w:val="DefaultParagraphFont"/>
+    <w:link w:val="Heading3"/>
+    <w:uiPriority w:val="9"/>
+    <w:semiHidden/>
+    <w:rsid w:val="00A10FD9"/>
+    <w:rPr>
+      <w:rFonts w:eastAsiaTheme="majorEastAsia" w:cstheme="majorBidi"/>
+      <w:color w:val="0F4761" w:themeColor="accent1" w:themeShade="BF"/>
+      <w:sz w:val="28"/>
+      <w:szCs w:val="28"/>
+    </w:rPr>
+  </w:style>
+  <w:style w:type="character" w:customStyle="1" w:styleId="Heading4Char">
+    <w:name w:val="Heading 4 Char"/>
+    <w:basedOn w:val="DefaultParagraphFont"/>
+    <w:link w:val="Heading4"/>
+    <w:uiPriority w:val="9"/>
+    <w:semiHidden/>
+    <w:rsid w:val="00A10FD9"/>
+    <w:rPr>
+      <w:rFonts w:eastAsiaTheme="majorEastAsia" w:cstheme="majorBidi"/>
+      <w:i/>
+      <w:iCs/>
+      <w:color w:val="0F4761" w:themeColor="accent1" w:themeShade="BF"/>
+    </w:rPr>
+  </w:style>
+  <w:style w:type="character" w:customStyle="1" w:styleId="Heading5Char">
+    <w:name w:val="Heading 5 Char"/>
+    <w:basedOn w:val="DefaultParagraphFont"/>
+    <w:link w:val="Heading5"/>
+    <w:uiPriority w:val="9"/>
+    <w:semiHidden/>
+    <w:rsid w:val="00A10FD9"/>
+    <w:rPr>
+      <w:rFonts w:eastAsiaTheme="majorEastAsia" w:cstheme="majorBidi"/>
+      <w:color w:val="0F4761" w:themeColor="accent1" w:themeShade="BF"/>
+    </w:rPr>
+  </w:style>
+  <w:style w:type="character" w:customStyle="1" w:styleId="Heading6Char">
+    <w:name w:val="Heading 6 Char"/>
+    <w:basedOn w:val="DefaultParagraphFont"/>
+    <w:link w:val="Heading6"/>
+    <w:uiPriority w:val="9"/>
+    <w:semiHidden/>
+    <w:rsid w:val="00A10FD9"/>
+    <w:rPr>
+      <w:rFonts w:eastAsiaTheme="majorEastAsia" w:cstheme="majorBidi"/>
+      <w:i/>
+      <w:iCs/>
+      <w:color w:val="595959" w:themeColor="text1" w:themeTint="A6"/>
+    </w:rPr>
+  </w:style>
+  <w:style w:type="character" w:customStyle="1" w:styleId="Heading7Char">
+    <w:name w:val="Heading 7 Char"/>
+    <w:basedOn w:val="DefaultParagraphFont"/>
+    <w:link w:val="Heading7"/>
+    <w:uiPriority w:val="9"/>
+    <w:semiHidden/>
+    <w:rsid w:val="00A10FD9"/>
+    <w:rPr>
+      <w:rFonts w:eastAsiaTheme="majorEastAsia" w:cstheme="majorBidi"/>
+      <w:color w:val="595959" w:themeColor="text1" w:themeTint="A6"/>
+    </w:rPr>
+  </w:style>
+  <w:style w:type="character" w:customStyle="1" w:styleId="Heading8Char">
+    <w:name w:val="Heading 8 Char"/>
+    <w:basedOn w:val="DefaultParagraphFont"/>
+    <w:link w:val="Heading8"/>
+    <w:uiPriority w:val="9"/>
+    <w:semiHidden/>
+    <w:rsid w:val="00A10FD9"/>
+    <w:rPr>
+      <w:rFonts w:eastAsiaTheme="majorEastAsia" w:cstheme="majorBidi"/>
+      <w:i/>
+      <w:iCs/>
+      <w:color w:val="272727" w:themeColor="text1" w:themeTint="D8"/>
+    </w:rPr>
+  </w:style>
+  <w:style w:type="character" w:customStyle="1" w:styleId="Heading9Char">
+    <w:name w:val="Heading 9 Char"/>
+    <w:basedOn w:val="DefaultParagraphFont"/>
+    <w:link w:val="Heading9"/>
+    <w:uiPriority w:val="9"/>
+    <w:semiHidden/>
+    <w:rsid w:val="00A10FD9"/>
+    <w:rPr>
+      <w:rFonts w:eastAsiaTheme="majorEastAsia" w:cstheme="majorBidi"/>
+      <w:color w:val="272727" w:themeColor="text1" w:themeTint="D8"/>
+    </w:rPr>
+  </w:style>
+  <w:style w:type="paragraph" w:customStyle="1" w:styleId="ListItem">
+    <w:name w:val="List Item"/>
+    <w:basedOn w:val="BodyText"/>
+    <w:qFormat/>
+    <w:pPr>
+      <w:spacing w:before="0" w:after="0" w:line="552" w:lineRule="exact"/>
+      <w:ind w:left="720" w:hanging="720"/>
+    </w:pPr>
+  </w:style>
+  <w:style w:type="paragraph" w:styleId="BlockText">
+    <w:name w:val="Block Text"/>
+    <w:basedOn w:val="BodyText"/>
     <w:next w:val="BodyText"/>
     <w:uiPriority w:val="9"/>
     <w:unhideWhenUsed/>
     <w:qFormat/>
     <w:pPr>
-      <w:keepNext/>
-      <w:keepLines/>
-      <w:spacing w:before="383" w:after="383" w:line="300" w:lineRule="atLeast"/>
-      <w:ind w:firstLine="0"/>
-      <w:contextualSpacing/>
-      <w:jc w:val="center"/>
-      <w:outlineLvl w:val="1"/>
+      <w:spacing w:before="280" w:after="280" w:line="276" w:lineRule="exact"/>
+      <w:ind w:firstLine="0" w:left="720" w:right="720"/>
     </w:pPr>
-    <w:rPr>
-      <w:b/>
-      <w:bCs/>
-      <w:sz w:val="31"/>
-      <w:szCs w:val="31"/>
-    </w:rPr>
-  </w:style>
-  <w:style w:type="paragraph" w:styleId="Heading3">
-    <w:name w:val="heading 3"/>
+  </w:style>
+  <w:style w:type="paragraph" w:styleId="FootnoteText">
+    <w:name w:val="Footnote Text"/>
     <w:basedOn w:val="Normal"/>
-    <w:next w:val="BodyText"/>
+    <w:next w:val="FootnoteText"/>
     <w:uiPriority w:val="9"/>
     <w:unhideWhenUsed/>
     <w:qFormat/>
     <w:pPr>
-      <w:keepNext/>
       <w:keepLines/>
-      <w:spacing w:before="383" w:after="383" w:line="300" w:lineRule="atLeast"/>
-      <w:ind w:left="720" w:firstLine="0"/>
-      <w:outlineLvl w:val="2"/>
+      <w:spacing w:before="0" w:after="140" w:line="276" w:lineRule="exact"/>
     </w:pPr>
     <w:rPr>
-      <w:b/>
-      <w:bCs/>
-      <w:sz w:val="26"/>
-      <w:szCs w:val="26"/>
-    </w:rPr>
-  </w:style>
-  <w:style w:type="paragraph" w:styleId="FootnoteText">
-    <w:name w:val="footnote text"/>
-    <w:basedOn w:val="Normal"/>
-    <w:uiPriority w:val="99"/>
+      <w:sz w:val="24"/>
+      <w:szCs w:val="24"/>
+    </w:rPr>
+  </w:style>
+  <w:style w:type="paragraph" w:styleId="FootnoteBlockText">
+    <w:name w:val="Footnote Block Text"/>
+    <w:basedOn w:val="FootnoteText"/>
+    <w:next w:val="FootnoteText"/>
+    <w:uiPriority w:val="9"/>
     <w:unhideWhenUsed/>
-    <w:pPr>
-      <w:spacing w:before="0" w:after="120" w:line="300" w:lineRule="exact"/>
-      <w:ind w:firstLine="0"/>
-    </w:pPr>
-  </w:style>
-  <w:style w:type="character" w:styleId="FootnoteReference">
-    <w:name w:val="footnote reference"/>
-    <w:uiPriority w:val="99"/>
-    <w:unhideWhenUsed/>
-    <w:rPr>
-      <w:vertAlign w:val="superscript"/>
-    </w:rPr>
-  </w:style>
-  <w:style w:type="character" w:styleId="Hyperlink">
-    <w:name w:val="Hyperlink"/>
-    <w:uiPriority w:val="99"/>
-    <w:unhideWhenUsed/>
-    <w:rPr>
-      <w:color w:val="0000FF"/>
-      <w:u w:val="single"/>
-    </w:rPr>
-  </w:style>
-  <w:style w:type="paragraph" w:styleId="Footer">
-    <w:name w:val="footer"/>
-    <w:basedOn w:val="Normal"/>
-    <w:uiPriority w:val="99"/>
-    <w:unhideWhenUsed/>
-  </w:style>
-  <w:style w:type="paragraph" w:customStyle="1" w:styleId="Centered">
-    <w:name w:val="Centered"/>
-    <w:basedOn w:val="Normal"/>
     <w:qFormat/>
     <w:pPr>
-      <w:jc w:val="center"/>
+      <w:spacing w:before="280" w:after="280"/>
+      <w:ind w:firstLine="0" w:left="720" w:right="720"/>
     </w:pPr>
   </w:style>
-  <w:style w:type="paragraph" w:customStyle="1" w:styleId="Single">
-    <w:name w:val="Single"/>
+  <w:style w:type="character" w:default="1" w:styleId="DefaultParagraphFont">
+    <w:name w:val="Default Paragraph Font"/>
+    <w:semiHidden/>
+    <w:unhideWhenUsed/>
+  </w:style>
+  <w:style w:type="table" w:default="1" w:styleId="Table">
+    <w:name w:val="Table"/>
+    <w:basedOn w:val="TableNormal"/>
+    <w:qFormat/>
+    <w:tblPr>
+      <w:tblInd w:w="0" w:type="dxa"/>
+      <w:tblCellMar>
+        <w:top w:w="0" w:type="dxa"/>
+        <w:left w:w="108" w:type="dxa"/>
+        <w:bottom w:w="0" w:type="dxa"/>
+        <w:right w:w="108" w:type="dxa"/>
+      </w:tblCellMar>
+    </w:tblPr>
+    <w:tblStylePr w:type="firstRow">
+      <w:tcPr>
+        <w:tcBorders>
+          <w:bottom w:val="single"/>
+        </w:tcBorders>
+        <w:vAlign w:val="bottom"/>
+      </w:tcPr>
+    </w:tblStylePr>
+  </w:style>
+  <w:style w:type="paragraph" w:customStyle="1" w:styleId="DefinitionTerm">
+    <w:name w:val="Definition Term"/>
     <w:basedOn w:val="Normal"/>
-    <w:qFormat/>
-  </w:style>
-  <w:style w:type="paragraph" w:customStyle="1" w:styleId="Gap">
-    <w:name w:val="Gap"/>
-    <w:basedOn w:val="Normal"/>
-    <w:qFormat/>
-    <w:pPr>
-      <w:spacing w:before="0" w:after="0" w:line="300" w:lineRule="exact"/>
-    </w:pPr>
-  </w:style>
-  <w:style w:type="paragraph" w:customStyle="1" w:styleId="GapDouble">
-    <w:name w:val="Gap Double"/>
-    <w:basedOn w:val="Normal"/>
-    <w:qFormat/>
-    <w:pPr>
-      <w:spacing w:before="0" w:after="0" w:line="600" w:lineRule="exact"/>
-    </w:pPr>
-  </w:style>
-  <w:style w:type="paragraph" w:customStyle="1" w:styleId="GapHalf">
-    <w:name w:val="Gap Half"/>
-    <w:basedOn w:val="Normal"/>
-    <w:qFormat/>
-    <w:pPr>
-      <w:spacing w:before="0" w:after="0" w:line="150" w:lineRule="exact"/>
-    </w:pPr>
-  </w:style>
-  <w:style w:type="paragraph" w:customStyle="1" w:styleId="GapKeep">
-    <w:name w:val="Gap Keep"/>
-    <w:basedOn w:val="Normal"/>
-    <w:qFormat/>
+    <w:next w:val="Definition"/>
     <w:pPr>
       <w:keepNext/>
       <w:keepLines/>
-      <w:spacing w:before="0" w:after="0" w:line="300" w:lineRule="exact"/>
+      <w:spacing w:after="0"/>
     </w:pPr>
-  </w:style>
-  <w:style w:type="paragraph" w:customStyle="1" w:styleId="SingleKeep">
-    <w:name w:val="Single Keep"/>
-    <w:basedOn w:val="Single"/>
-    <w:qFormat/>
+    <w:rPr>
+      <w:b/>
+    </w:rPr>
+  </w:style>
+  <w:style w:type="paragraph" w:customStyle="1" w:styleId="Definition">
+    <w:name w:val="Definition"/>
+    <w:basedOn w:val="Normal"/>
+  </w:style>
+  <w:style w:type="paragraph" w:styleId="Caption">
+    <w:name w:val="Caption"/>
+    <w:basedOn w:val="Normal"/>
+    <w:link w:val="BodyTextChar"/>
     <w:pPr>
-      <w:keepNext/>
-      <w:keepLines/>
+      <w:spacing w:before="0" w:after="120"/>
     </w:pPr>
-  </w:style>
-  <w:style w:type="paragraph" w:customStyle="1" w:styleId="Signature">
-    <w:name w:val="Signature"/>
-    <w:basedOn w:val="Normal"/>
-    <w:qFormat/>
-    <w:pPr>
-      <w:ind w:left="4680" w:firstLine="0"/>
-    </w:pPr>
-  </w:style>
-  <w:style w:type="paragraph" w:customStyle="1" w:styleId="SignatureKeep">
-    <w:name w:val="Signature Keep"/>
-    <w:basedOn w:val="Signature"/>
-    <w:qFormat/>
-    <w:pPr>
-      <w:keepNext/>
-      <w:keepLines/>
-    </w:pPr>
-  </w:style>
-  <w:style w:type="paragraph" w:customStyle="1" w:styleId="GapHalfKeep">
-    <w:name w:val="Gap Half Keep"/>
-    <w:basedOn w:val="GapHalf"/>
-    <w:qFormat/>
+    <w:rPr>
+      <w:i/>
+    </w:rPr>
+  </w:style>
+  <w:style w:type="paragraph" w:customStyle="1" w:styleId="TableCaption">
+    <w:name w:val="Table Caption"/>
+    <w:basedOn w:val="Caption"/>
     <w:pPr>
       <w:keepNext/>
     </w:pPr>
   </w:style>
-  <w:style w:type="paragraph" w:customStyle="1" w:styleId="Allegation">
-    <w:name w:val="Allegation"/>
-    <w:basedOn w:val="BodyText"/>
+  <w:style w:type="paragraph" w:customStyle="1" w:styleId="ImageCaption">
+    <w:name w:val="Image Caption"/>
+    <w:basedOn w:val="Caption"/>
+  </w:style>
+  <w:style w:type="paragraph" w:customStyle="1" w:styleId="Figure">
+    <w:name w:val="Figure"/>
+    <w:basedOn w:val="Normal"/>
+  </w:style>
+  <w:style w:type="paragraph" w:customStyle="1" w:styleId="CaptionedFigure">
+    <w:name w:val="Captioned Figure"/>
+    <w:basedOn w:val="Figure"/>
+    <w:pPr>
+      <w:keepNext/>
+    </w:pPr>
+  </w:style>
+  <w:style w:type="character" w:customStyle="1" w:styleId="BodyTextChar">
+    <w:name w:val="Body Text Char"/>
+    <w:basedOn w:val="DefaultParagraphFont"/>
+    <w:link w:val="BodyText"/>
+  </w:style>
+  <w:style w:type="character" w:customStyle="1" w:styleId="VerbatimChar">
+    <w:name w:val="Verbatim Char"/>
+    <w:basedOn w:val="BodyTextChar"/>
+    <w:rPr>
+      <w:rFonts w:ascii="Consolas" w:hAnsi="Consolas"/>
+      <w:sz w:val="22"/>
+    </w:rPr>
+  </w:style>
+  <w:style w:type="character" w:customStyle="1" w:styleId="SectionNumber">
+    <w:name w:val="Section Number"/>
+    <w:basedOn w:val="BodyTextChar"/>
+  </w:style>
+  <w:style w:type="character" w:styleId="FootnoteReference">
+    <w:name w:val="Footnote Reference"/>
+    <w:basedOn w:val="BodyTextChar"/>
+    <w:rPr>
+      <w:vertAlign w:val="superscript"/>
+    </w:rPr>
+  </w:style>
+  <w:style w:type="character" w:styleId="Hyperlink">
+    <w:name w:val="Hyperlink"/>
+    <w:basedOn w:val="BodyTextChar"/>
+    <w:rPr>
+      <w:color w:val="000000"/>
+    </w:rPr>
+  </w:style>
+  <w:style w:type="paragraph" w:styleId="TOCHeading">
+    <w:name w:val="TOC Heading"/>
+    <w:basedOn w:val="Heading1"/>
+    <w:next w:val="BodyText"/>
+    <w:uiPriority w:val="39"/>
+    <w:unhideWhenUsed/>
     <w:qFormat/>
     <w:pPr>
-      <w:tabs>
-        <w:tab w:val="left" w:pos="1728"/>
-      </w:tabs>
+      <w:spacing w:before="240" w:line="259" w:lineRule="auto"/>
+      <w:outlineLvl w:val="9"/>
     </w:pPr>
-  </w:style>
-  <w:style w:type="paragraph" w:customStyle="1" w:styleId="PrayerItem">
-    <w:name w:val="Prayer Item"/>
+    <w:rPr>
+      <w:rFonts w:asciiTheme="majorHAnsi" w:eastAsiaTheme="majorEastAsia" w:hAnsiTheme="majorHAnsi" w:cstheme="majorBidi"/>
+      <w:b w:val="0"/>
+      <w:bCs w:val="0"/>
+      <w:color w:val="365F91" w:themeColor="accent1" w:themeShade="BF"/>
+    </w:rPr>
+  </w:style>
+  <w:style w:type="paragraph" w:customStyle="1" w:styleId="BodyNumbered">
+    <w:name w:val="Body Numbered"/>
     <w:basedOn w:val="BodyText"/>
     <w:qFormat/>
     <w:pPr>
       <w:tabs>
         <w:tab w:val="left" w:pos="1440"/>
       </w:tabs>
-      <w:ind w:left="1440" w:hanging="720"/>
     </w:pPr>
   </w:style>
-  <w:style w:type="paragraph" w:customStyle="1" w:styleId="PrayerItem">
-    <w:name w:val="PrayerItem"/>
+  <w:style w:type="paragraph" w:customStyle="1" w:styleId="BodyKeep">
+    <w:name w:val="Body Keep"/>
     <w:basedOn w:val="BodyText"/>
     <w:qFormat/>
+    <w:pPr>
+      <w:keepNext/>
+      <w:keepLines/>
+    </w:pPr>
+  </w:style>
+  <w:style w:type="paragraph" w:customStyle="1" w:styleId="BodyNumberedKeep">
+    <w:name w:val="Body Numbered Keep"/>
+    <w:basedOn w:val="BodyNumbered"/>
+    <w:qFormat/>
+    <w:pPr>
+      <w:keepNext/>
+      <w:keepLines/>
+    </w:pPr>
   </w:style>
   <w:style w:type="paragraph" w:customStyle="1" w:styleId="SourceCode">
     <w:name w:val="Source Code"/>
